--- a/openspec/specs/completion_process-definition-search/docs/completion_process-definition-search-user-manual.docx
+++ b/openspec/specs/completion_process-definition-search/docs/completion_process-definition-search-user-manual.docx
@@ -18,7 +18,7 @@
           <w:color w:val="1F4E79"/>
           <w:sz w:val="36"/>
         </w:rPr>
-        <w:t>Process GPT</w:t>
+        <w:t>Process-GPT</w:t>
       </w:r>
     </w:p>
     <w:p>
@@ -98,7 +98,7 @@
           </w:tcPr>
           <w:p>
             <w:pPr>
-              <w:jc w:val="center"/>
+              <w:jc w:val="left"/>
             </w:pPr>
             <w:r/>
             <w:r>
@@ -118,7 +118,7 @@
           </w:tcPr>
           <w:p>
             <w:pPr>
-              <w:jc w:val="center"/>
+              <w:jc w:val="left"/>
             </w:pPr>
             <w:r/>
             <w:r>
@@ -140,7 +140,7 @@
           </w:tcPr>
           <w:p>
             <w:pPr>
-              <w:jc w:val="center"/>
+              <w:jc w:val="left"/>
             </w:pPr>
             <w:r/>
             <w:r>
@@ -160,7 +160,7 @@
           </w:tcPr>
           <w:p>
             <w:pPr>
-              <w:jc w:val="center"/>
+              <w:jc w:val="left"/>
             </w:pPr>
             <w:r/>
             <w:r>
@@ -169,7 +169,7 @@
                 <w:b w:val="0"/>
                 <w:sz w:val="18"/>
               </w:rPr>
-              <w:t>2026-05-22</w:t>
+              <w:t>2026-05-28</w:t>
             </w:r>
           </w:p>
         </w:tc>
@@ -182,7 +182,7 @@
           </w:tcPr>
           <w:p>
             <w:pPr>
-              <w:jc w:val="center"/>
+              <w:jc w:val="left"/>
             </w:pPr>
             <w:r/>
             <w:r>
@@ -202,7 +202,7 @@
           </w:tcPr>
           <w:p>
             <w:pPr>
-              <w:jc w:val="center"/>
+              <w:jc w:val="left"/>
             </w:pPr>
             <w:r/>
             <w:r>
@@ -211,7 +211,7 @@
                 <w:b w:val="0"/>
                 <w:sz w:val="18"/>
               </w:rPr>
-              <w:t>Process GPT 서비스팀</w:t>
+              <w:t>Process-GPT</w:t>
             </w:r>
           </w:p>
         </w:tc>
@@ -224,7 +224,7 @@
           </w:tcPr>
           <w:p>
             <w:pPr>
-              <w:jc w:val="center"/>
+              <w:jc w:val="left"/>
             </w:pPr>
             <w:r/>
             <w:r>
@@ -244,7 +244,7 @@
           </w:tcPr>
           <w:p>
             <w:pPr>
-              <w:jc w:val="center"/>
+              <w:jc w:val="left"/>
             </w:pPr>
             <w:r/>
             <w:r>
@@ -253,7 +253,7 @@
                 <w:b w:val="0"/>
                 <w:sz w:val="18"/>
               </w:rPr>
-              <w:t>사용자 참조 매뉴얼</w:t>
+              <w:t>최종 사용자 매뉴얼</w:t>
             </w:r>
           </w:p>
         </w:tc>
@@ -266,49 +266,7 @@
           </w:tcPr>
           <w:p>
             <w:pPr>
-              <w:jc w:val="center"/>
-            </w:pPr>
-            <w:r/>
-            <w:r>
-              <w:rPr>
-                <w:rFonts w:ascii="Malgun Gothic" w:hAnsi="Malgun Gothic" w:eastAsia="Malgun Gothic"/>
-                <w:b w:val="0"/>
-                <w:sz w:val="18"/>
-              </w:rPr>
-              <w:t>대상 서비스</w:t>
-            </w:r>
-          </w:p>
-        </w:tc>
-        <w:tc>
-          <w:tcPr>
-            <w:tcW w:type="dxa" w:w="6803"/>
-            <w:vAlign w:val="center"/>
-          </w:tcPr>
-          <w:p>
-            <w:pPr>
-              <w:jc w:val="center"/>
-            </w:pPr>
-            <w:r/>
-            <w:r>
-              <w:rPr>
-                <w:rFonts w:ascii="Malgun Gothic" w:hAnsi="Malgun Gothic" w:eastAsia="Malgun Gothic"/>
-                <w:b w:val="0"/>
-                <w:sz w:val="18"/>
-              </w:rPr>
-              <w:t>Process GPT</w:t>
-            </w:r>
-          </w:p>
-        </w:tc>
-      </w:tr>
-      <w:tr>
-        <w:tc>
-          <w:tcPr>
-            <w:tcW w:type="dxa" w:w="2268"/>
-            <w:vAlign w:val="center"/>
-          </w:tcPr>
-          <w:p>
-            <w:pPr>
-              <w:jc w:val="center"/>
+              <w:jc w:val="left"/>
             </w:pPr>
             <w:r/>
             <w:r>
@@ -328,7 +286,7 @@
           </w:tcPr>
           <w:p>
             <w:pPr>
-              <w:jc w:val="center"/>
+              <w:jc w:val="left"/>
             </w:pPr>
             <w:r/>
             <w:r>
@@ -362,14 +320,6 @@
         <w:t>1. 문서 정보 및 변경 이력</w:t>
       </w:r>
     </w:p>
-    <w:p>
-      <w:r>
-        <w:rPr>
-          <w:rFonts w:ascii="Malgun Gothic" w:hAnsi="Malgun Gothic" w:eastAsia="Malgun Gothic"/>
-        </w:rPr>
-        <w:t>이 문서의 버전과 변경 내용을 정리한 표입니다. 매뉴얼이 갱신되면 아래 표에 이력이 추가됩니다.</w:t>
-      </w:r>
-    </w:p>
     <w:tbl>
       <w:tblPr>
         <w:tblStyle w:val="TableGrid"/>
@@ -387,7 +337,7 @@
       <w:tr>
         <w:tc>
           <w:tcPr>
-            <w:tcW w:type="dxa" w:w="1361"/>
+            <w:tcW w:type="dxa" w:w="1474"/>
             <w:vAlign w:val="center"/>
             <w:shd w:fill="D9EAF7"/>
           </w:tcPr>
@@ -408,7 +358,7 @@
         </w:tc>
         <w:tc>
           <w:tcPr>
-            <w:tcW w:type="dxa" w:w="1587"/>
+            <w:tcW w:type="dxa" w:w="1701"/>
             <w:vAlign w:val="center"/>
             <w:shd w:fill="D9EAF7"/>
           </w:tcPr>
@@ -429,7 +379,7 @@
         </w:tc>
         <w:tc>
           <w:tcPr>
-            <w:tcW w:type="dxa" w:w="4535"/>
+            <w:tcW w:type="dxa" w:w="4649"/>
             <w:vAlign w:val="center"/>
             <w:shd w:fill="D9EAF7"/>
           </w:tcPr>
@@ -450,7 +400,7 @@
         </w:tc>
         <w:tc>
           <w:tcPr>
-            <w:tcW w:type="dxa" w:w="1928"/>
+            <w:tcW w:type="dxa" w:w="1701"/>
             <w:vAlign w:val="center"/>
             <w:shd w:fill="D9EAF7"/>
           </w:tcPr>
@@ -471,7 +421,7 @@
         </w:tc>
         <w:tc>
           <w:tcPr>
-            <w:tcW w:type="dxa" w:w="1928"/>
+            <w:tcW w:type="dxa" w:w="1701"/>
             <w:vAlign w:val="center"/>
             <w:shd w:fill="D9EAF7"/>
           </w:tcPr>
@@ -494,12 +444,12 @@
       <w:tr>
         <w:tc>
           <w:tcPr>
-            <w:tcW w:type="dxa" w:w="1361"/>
+            <w:tcW w:type="dxa" w:w="1474"/>
             <w:vAlign w:val="center"/>
           </w:tcPr>
           <w:p>
             <w:pPr>
-              <w:jc w:val="center"/>
+              <w:jc w:val="left"/>
             </w:pPr>
             <w:r/>
             <w:r>
@@ -514,12 +464,12 @@
         </w:tc>
         <w:tc>
           <w:tcPr>
-            <w:tcW w:type="dxa" w:w="1587"/>
+            <w:tcW w:type="dxa" w:w="1701"/>
             <w:vAlign w:val="center"/>
           </w:tcPr>
           <w:p>
             <w:pPr>
-              <w:jc w:val="center"/>
+              <w:jc w:val="left"/>
             </w:pPr>
             <w:r/>
             <w:r>
@@ -528,18 +478,18 @@
                 <w:b w:val="0"/>
                 <w:sz w:val="18"/>
               </w:rPr>
-              <w:t>2026-05-22</w:t>
+              <w:t>2026-05-28</w:t>
             </w:r>
           </w:p>
         </w:tc>
         <w:tc>
           <w:tcPr>
-            <w:tcW w:type="dxa" w:w="4535"/>
+            <w:tcW w:type="dxa" w:w="4649"/>
             <w:vAlign w:val="center"/>
           </w:tcPr>
           <w:p>
             <w:pPr>
-              <w:jc w:val="center"/>
+              <w:jc w:val="left"/>
             </w:pPr>
             <w:r/>
             <w:r>
@@ -548,18 +498,18 @@
                 <w:b w:val="0"/>
                 <w:sz w:val="18"/>
               </w:rPr>
-              <w:t>프로세스 정의 검색 매뉴얼 초안 작성</w:t>
+              <w:t>초안 작성</w:t>
             </w:r>
           </w:p>
         </w:tc>
         <w:tc>
           <w:tcPr>
-            <w:tcW w:type="dxa" w:w="1928"/>
+            <w:tcW w:type="dxa" w:w="1701"/>
             <w:vAlign w:val="center"/>
           </w:tcPr>
           <w:p>
             <w:pPr>
-              <w:jc w:val="center"/>
+              <w:jc w:val="left"/>
             </w:pPr>
             <w:r/>
             <w:r>
@@ -568,18 +518,18 @@
                 <w:b w:val="0"/>
                 <w:sz w:val="18"/>
               </w:rPr>
-              <w:t>Process GPT 서비스팀</w:t>
+              <w:t>Process-GPT</w:t>
             </w:r>
           </w:p>
         </w:tc>
         <w:tc>
           <w:tcPr>
-            <w:tcW w:type="dxa" w:w="1928"/>
+            <w:tcW w:type="dxa" w:w="1701"/>
             <w:vAlign w:val="center"/>
           </w:tcPr>
           <w:p>
             <w:pPr>
-              <w:jc w:val="center"/>
+              <w:jc w:val="left"/>
             </w:pPr>
             <w:r/>
             <w:r>
@@ -612,8 +562,9 @@
       <w:r>
         <w:rPr>
           <w:rFonts w:ascii="Malgun Gothic" w:hAnsi="Malgun Gothic" w:eastAsia="Malgun Gothic"/>
+          <w:b w:val="0"/>
         </w:rPr>
-        <w:t>아래 목차는 Word에서 문서를 열 때 필드를 업데이트하면 페이지 번호가 함께 표시됩니다.</w:t>
+        <w:t>아래 목차는 Word에서 문서를 열 때 필드를 업데이트하면 페이지 번호가 반영됩니다.</w:t>
       </w:r>
     </w:p>
     <w:p>
@@ -647,43 +598,9 @@
       <w:r>
         <w:rPr>
           <w:rFonts w:ascii="Malgun Gothic" w:hAnsi="Malgun Gothic" w:eastAsia="Malgun Gothic"/>
-          <w:b/>
+          <w:b w:val="0"/>
         </w:rPr>
-        <w:t>서비스 목적</w:t>
-      </w:r>
-    </w:p>
-    <w:p>
-      <w:r>
-        <w:rPr>
-          <w:rFonts w:ascii="Malgun Gothic" w:hAnsi="Malgun Gothic" w:eastAsia="Malgun Gothic"/>
-        </w:rPr>
-        <w:t>Process GPT는 회사의 업무 절차를 프로세스로 정의하고 실행·관리하는 협업 서비스입니다. 프로세스 정의 검색 기능은 화면 상단의 통합 검색창에 자연어로 입력한 내용과 의미가 비슷한 프로세스 정의를 찾아 줍니다. 정확한 프로세스 이름을 모를 때도 "휴가", "보고서 작성"처럼 찾고 싶은 업무를 평소 말로 입력해 시작하거나 참고할 프로세스를 빠르게 확인할 수 있습니다.</w:t>
-      </w:r>
-    </w:p>
-    <w:p>
-      <w:r>
-        <w:rPr>
-          <w:rFonts w:ascii="Malgun Gothic" w:hAnsi="Malgun Gothic" w:eastAsia="Malgun Gothic"/>
-          <w:b/>
-        </w:rPr>
-        <w:t>매뉴얼 목적</w:t>
-      </w:r>
-    </w:p>
-    <w:p>
-      <w:r>
-        <w:rPr>
-          <w:rFonts w:ascii="Malgun Gothic" w:hAnsi="Malgun Gothic" w:eastAsia="Malgun Gothic"/>
-        </w:rPr>
-        <w:t>이 매뉴얼은 처음 사용하는 사용자가 통합 검색창에 진입해 질의를 입력하고, 검색 결과를 이해하고, 결과가 없을 때 대응하는 방법까지 순서대로 따라 할 수 있도록 안내합니다.</w:t>
-      </w:r>
-    </w:p>
-    <w:p>
-      <w:r>
-        <w:rPr>
-          <w:rFonts w:ascii="Malgun Gothic" w:hAnsi="Malgun Gothic" w:eastAsia="Malgun Gothic"/>
-          <w:b/>
-        </w:rPr>
-        <w:t>기능 범위</w:t>
+        <w:t>본 매뉴얼은 Process-GPT 화면 상단의 검색바에서 자연어로 프로세스 정의를 찾아보는 방법을 안내합니다.</w:t>
       </w:r>
     </w:p>
     <w:p>
@@ -694,7 +611,7 @@
         <w:rPr>
           <w:rFonts w:ascii="Malgun Gothic" w:hAnsi="Malgun Gothic" w:eastAsia="Malgun Gothic"/>
         </w:rPr>
-        <w:t>상단 통합 검색창에 자연어 질의를 입력하고 검색을 실행합니다.</w:t>
+        <w:t>서비스 목적: 사용자가 자연어 질의로 시작하거나 참고할 프로세스 정의를 의미 기반으로 빠르게 찾도록 돕습니다.</w:t>
       </w:r>
     </w:p>
     <w:p>
@@ -705,7 +622,7 @@
         <w:rPr>
           <w:rFonts w:ascii="Malgun Gothic" w:hAnsi="Malgun Gothic" w:eastAsia="Malgun Gothic"/>
         </w:rPr>
-        <w:t>입력한 내용과 의미가 비슷한 프로세스 정의 후보를 목록으로 확인합니다.</w:t>
+        <w:t>매뉴얼 목적: 화면 진입, 검색어 입력, 결과 확인, 결과가 없을 때의 대응까지 따라 하기 형식으로 안내합니다.</w:t>
       </w:r>
     </w:p>
     <w:p>
@@ -716,18 +633,7 @@
         <w:rPr>
           <w:rFonts w:ascii="Malgun Gothic" w:hAnsi="Malgun Gothic" w:eastAsia="Malgun Gothic"/>
         </w:rPr>
-        <w:t>검색 결과가 없을 때 표시되는 안내 화면을 확인합니다.</w:t>
-      </w:r>
-    </w:p>
-    <w:p>
-      <w:pPr>
-        <w:pStyle w:val="ListBullet"/>
-      </w:pPr>
-      <w:r>
-        <w:rPr>
-          <w:rFonts w:ascii="Malgun Gothic" w:hAnsi="Malgun Gothic" w:eastAsia="Malgun Gothic"/>
-        </w:rPr>
-        <w:t>검색 결과가 현재 소속 회사의 프로세스 정의로만 한정되는 범위를 이해합니다.</w:t>
+        <w:t>기능 범위: 헤더 검색바를 통한 유사 프로세스 정의 검색, 결과 패널 활용, 테넌트별 결과 분리 동작을 다룹니다.</w:t>
       </w:r>
     </w:p>
     <w:p>
@@ -741,14 +647,6 @@
           <w:color w:val="1F4E79"/>
         </w:rPr>
         <w:t>4. 대상 사용자</w:t>
-      </w:r>
-    </w:p>
-    <w:p>
-      <w:r>
-        <w:rPr>
-          <w:rFonts w:ascii="Malgun Gothic" w:hAnsi="Malgun Gothic" w:eastAsia="Malgun Gothic"/>
-        </w:rPr>
-        <w:t>이 매뉴얼은 다음과 같은 사용자를 대상으로 합니다.</w:t>
       </w:r>
     </w:p>
     <w:tbl>
@@ -766,7 +664,7 @@
       <w:tr>
         <w:tc>
           <w:tcPr>
-            <w:tcW w:type="dxa" w:w="1928"/>
+            <w:tcW w:type="dxa" w:w="1984"/>
             <w:vAlign w:val="center"/>
             <w:shd w:fill="D9EAF7"/>
           </w:tcPr>
@@ -787,7 +685,7 @@
         </w:tc>
         <w:tc>
           <w:tcPr>
-            <w:tcW w:type="dxa" w:w="4876"/>
+            <w:tcW w:type="dxa" w:w="4535"/>
             <w:vAlign w:val="center"/>
             <w:shd w:fill="D9EAF7"/>
           </w:tcPr>
@@ -808,7 +706,7 @@
         </w:tc>
         <w:tc>
           <w:tcPr>
-            <w:tcW w:type="dxa" w:w="2268"/>
+            <w:tcW w:type="dxa" w:w="2835"/>
             <w:vAlign w:val="center"/>
             <w:shd w:fill="D9EAF7"/>
           </w:tcPr>
@@ -831,7 +729,7 @@
       <w:tr>
         <w:tc>
           <w:tcPr>
-            <w:tcW w:type="dxa" w:w="1928"/>
+            <w:tcW w:type="dxa" w:w="1984"/>
             <w:vAlign w:val="center"/>
           </w:tcPr>
           <w:p>
@@ -851,7 +749,7 @@
         </w:tc>
         <w:tc>
           <w:tcPr>
-            <w:tcW w:type="dxa" w:w="4876"/>
+            <w:tcW w:type="dxa" w:w="4535"/>
             <w:vAlign w:val="center"/>
           </w:tcPr>
           <w:p>
@@ -865,13 +763,13 @@
                 <w:b w:val="0"/>
                 <w:sz w:val="18"/>
               </w:rPr>
-              <w:t>시작할 업무에 맞는 프로세스 정의를 검색해 찾습니다.</w:t>
+              <w:t>자신이 시작하려는 업무에 적합한 기존 프로세스 정의를 찾습니다.</w:t>
             </w:r>
           </w:p>
         </w:tc>
         <w:tc>
           <w:tcPr>
-            <w:tcW w:type="dxa" w:w="2268"/>
+            <w:tcW w:type="dxa" w:w="2835"/>
             <w:vAlign w:val="center"/>
           </w:tcPr>
           <w:p>
@@ -885,7 +783,7 @@
                 <w:b w:val="0"/>
                 <w:sz w:val="18"/>
               </w:rPr>
-              <w:t>검색 입력과 결과 확인</w:t>
+              <w:t>헤더 검색바 자연어 검색</w:t>
             </w:r>
           </w:p>
         </w:tc>
@@ -893,7 +791,7 @@
       <w:tr>
         <w:tc>
           <w:tcPr>
-            <w:tcW w:type="dxa" w:w="1928"/>
+            <w:tcW w:type="dxa" w:w="1984"/>
             <w:vAlign w:val="center"/>
           </w:tcPr>
           <w:p>
@@ -907,13 +805,13 @@
                 <w:b w:val="0"/>
                 <w:sz w:val="18"/>
               </w:rPr>
-              <w:t>프로세스 설계자</w:t>
+              <w:t>업무 담당자</w:t>
             </w:r>
           </w:p>
         </w:tc>
         <w:tc>
           <w:tcPr>
-            <w:tcW w:type="dxa" w:w="4876"/>
+            <w:tcW w:type="dxa" w:w="4535"/>
             <w:vAlign w:val="center"/>
           </w:tcPr>
           <w:p>
@@ -927,13 +825,13 @@
                 <w:b w:val="0"/>
                 <w:sz w:val="18"/>
               </w:rPr>
-              <w:t>비슷한 기존 프로세스 정의를 참고해 새 프로세스를 설계합니다.</w:t>
+              <w:t>참고 가능한 유사 프로세스 정의를 빠르게 확인하고 활용합니다.</w:t>
             </w:r>
           </w:p>
         </w:tc>
         <w:tc>
           <w:tcPr>
-            <w:tcW w:type="dxa" w:w="2268"/>
+            <w:tcW w:type="dxa" w:w="2835"/>
             <w:vAlign w:val="center"/>
           </w:tcPr>
           <w:p>
@@ -947,7 +845,7 @@
                 <w:b w:val="0"/>
                 <w:sz w:val="18"/>
               </w:rPr>
-              <w:t>검색 입력과 결과 비교</w:t>
+              <w:t>검색 결과 항목 열람</w:t>
             </w:r>
           </w:p>
         </w:tc>
@@ -955,7 +853,7 @@
       <w:tr>
         <w:tc>
           <w:tcPr>
-            <w:tcW w:type="dxa" w:w="1928"/>
+            <w:tcW w:type="dxa" w:w="1984"/>
             <w:vAlign w:val="center"/>
           </w:tcPr>
           <w:p>
@@ -975,7 +873,7 @@
         </w:tc>
         <w:tc>
           <w:tcPr>
-            <w:tcW w:type="dxa" w:w="4876"/>
+            <w:tcW w:type="dxa" w:w="4535"/>
             <w:vAlign w:val="center"/>
           </w:tcPr>
           <w:p>
@@ -989,13 +887,13 @@
                 <w:b w:val="0"/>
                 <w:sz w:val="18"/>
               </w:rPr>
-              <w:t>회사에 어떤 프로세스 정의가 있는지 검색으로 확인합니다.</w:t>
+              <w:t>테넌트(소속 조직) 안에서만 결과가 표시되는지 확인합니다.</w:t>
             </w:r>
           </w:p>
         </w:tc>
         <w:tc>
           <w:tcPr>
-            <w:tcW w:type="dxa" w:w="2268"/>
+            <w:tcW w:type="dxa" w:w="2835"/>
             <w:vAlign w:val="center"/>
           </w:tcPr>
           <w:p>
@@ -1009,7 +907,7 @@
                 <w:b w:val="0"/>
                 <w:sz w:val="18"/>
               </w:rPr>
-              <w:t>검색 결과 검토</w:t>
+              <w:t>검색 결과 확인</w:t>
             </w:r>
           </w:p>
         </w:tc>
@@ -1029,14 +927,6 @@
         <w:t>5. 사용 전 확인 사항</w:t>
       </w:r>
     </w:p>
-    <w:p>
-      <w:r>
-        <w:rPr>
-          <w:rFonts w:ascii="Malgun Gothic" w:hAnsi="Malgun Gothic" w:eastAsia="Malgun Gothic"/>
-        </w:rPr>
-        <w:t>검색 기능을 사용하기 전에 아래 항목을 확인하세요.</w:t>
-      </w:r>
-    </w:p>
     <w:tbl>
       <w:tblPr>
         <w:tblStyle w:val="TableGrid"/>
@@ -1051,7 +941,7 @@
       <w:tr>
         <w:tc>
           <w:tcPr>
-            <w:tcW w:type="dxa" w:w="2041"/>
+            <w:tcW w:type="dxa" w:w="2268"/>
             <w:vAlign w:val="center"/>
             <w:shd w:fill="D9EAF7"/>
           </w:tcPr>
@@ -1072,7 +962,7 @@
         </w:tc>
         <w:tc>
           <w:tcPr>
-            <w:tcW w:type="dxa" w:w="7030"/>
+            <w:tcW w:type="dxa" w:w="6803"/>
             <w:vAlign w:val="center"/>
             <w:shd w:fill="D9EAF7"/>
           </w:tcPr>
@@ -1087,7 +977,7 @@
                 <w:b/>
                 <w:sz w:val="18"/>
               </w:rPr>
-              <w:t>확인 내용</w:t>
+              <w:t>내용</w:t>
             </w:r>
           </w:p>
         </w:tc>
@@ -1095,7 +985,7 @@
       <w:tr>
         <w:tc>
           <w:tcPr>
-            <w:tcW w:type="dxa" w:w="2041"/>
+            <w:tcW w:type="dxa" w:w="2268"/>
             <w:vAlign w:val="center"/>
           </w:tcPr>
           <w:p>
@@ -1115,7 +1005,7 @@
         </w:tc>
         <w:tc>
           <w:tcPr>
-            <w:tcW w:type="dxa" w:w="7030"/>
+            <w:tcW w:type="dxa" w:w="6803"/>
             <w:vAlign w:val="center"/>
           </w:tcPr>
           <w:p>
@@ -1129,7 +1019,7 @@
                 <w:b w:val="0"/>
                 <w:sz w:val="18"/>
               </w:rPr>
-              <w:t>Process GPT에 로그인할 수 있는 사용자 계정이 있어야 합니다.</w:t>
+              <w:t>본인 소속 조직(테넌트)으로 로그인할 수 있는 계정이 있습니다.</w:t>
             </w:r>
           </w:p>
         </w:tc>
@@ -1137,7 +1027,7 @@
       <w:tr>
         <w:tc>
           <w:tcPr>
-            <w:tcW w:type="dxa" w:w="2041"/>
+            <w:tcW w:type="dxa" w:w="2268"/>
             <w:vAlign w:val="center"/>
           </w:tcPr>
           <w:p>
@@ -1151,13 +1041,13 @@
                 <w:b w:val="0"/>
                 <w:sz w:val="18"/>
               </w:rPr>
-              <w:t>접속 주소</w:t>
+              <w:t>접속 URL</w:t>
             </w:r>
           </w:p>
         </w:tc>
         <w:tc>
           <w:tcPr>
-            <w:tcW w:type="dxa" w:w="7030"/>
+            <w:tcW w:type="dxa" w:w="6803"/>
             <w:vAlign w:val="center"/>
           </w:tcPr>
           <w:p>
@@ -1171,7 +1061,7 @@
                 <w:b w:val="0"/>
                 <w:sz w:val="18"/>
               </w:rPr>
-              <w:t>소속 회사에 발급된 Process GPT 접속 주소(URL)로 접속합니다.</w:t>
+              <w:t>조직에서 안내받은 Process-GPT 접속 주소를 사용합니다.</w:t>
             </w:r>
           </w:p>
         </w:tc>
@@ -1179,7 +1069,7 @@
       <w:tr>
         <w:tc>
           <w:tcPr>
-            <w:tcW w:type="dxa" w:w="2041"/>
+            <w:tcW w:type="dxa" w:w="2268"/>
             <w:vAlign w:val="center"/>
           </w:tcPr>
           <w:p>
@@ -1199,7 +1089,7 @@
         </w:tc>
         <w:tc>
           <w:tcPr>
-            <w:tcW w:type="dxa" w:w="7030"/>
+            <w:tcW w:type="dxa" w:w="6803"/>
             <w:vAlign w:val="center"/>
           </w:tcPr>
           <w:p>
@@ -1213,7 +1103,7 @@
                 <w:b w:val="0"/>
                 <w:sz w:val="18"/>
               </w:rPr>
-              <w:t>Chrome 등 최신 웹 브라우저를 사용하는 것을 권장합니다.</w:t>
+              <w:t>최신 버전의 Chrome 또는 Edge 사용을 권장합니다.</w:t>
             </w:r>
           </w:p>
         </w:tc>
@@ -1221,49 +1111,7 @@
       <w:tr>
         <w:tc>
           <w:tcPr>
-            <w:tcW w:type="dxa" w:w="2041"/>
-            <w:vAlign w:val="center"/>
-          </w:tcPr>
-          <w:p>
-            <w:pPr>
-              <w:jc w:val="left"/>
-            </w:pPr>
-            <w:r/>
-            <w:r>
-              <w:rPr>
-                <w:rFonts w:ascii="Malgun Gothic" w:hAnsi="Malgun Gothic" w:eastAsia="Malgun Gothic"/>
-                <w:b w:val="0"/>
-                <w:sz w:val="18"/>
-              </w:rPr>
-              <w:t>등록된 프로세스 정의</w:t>
-            </w:r>
-          </w:p>
-        </w:tc>
-        <w:tc>
-          <w:tcPr>
-            <w:tcW w:type="dxa" w:w="7030"/>
-            <w:vAlign w:val="center"/>
-          </w:tcPr>
-          <w:p>
-            <w:pPr>
-              <w:jc w:val="left"/>
-            </w:pPr>
-            <w:r/>
-            <w:r>
-              <w:rPr>
-                <w:rFonts w:ascii="Malgun Gothic" w:hAnsi="Malgun Gothic" w:eastAsia="Malgun Gothic"/>
-                <w:b w:val="0"/>
-                <w:sz w:val="18"/>
-              </w:rPr>
-              <w:t>소속 회사에 프로세스 정의가 등록되어 있어야 검색 결과에 후보가 표시됩니다.</w:t>
-            </w:r>
-          </w:p>
-        </w:tc>
-      </w:tr>
-      <w:tr>
-        <w:tc>
-          <w:tcPr>
-            <w:tcW w:type="dxa" w:w="2041"/>
+            <w:tcW w:type="dxa" w:w="2268"/>
             <w:vAlign w:val="center"/>
           </w:tcPr>
           <w:p>
@@ -1283,7 +1131,7 @@
         </w:tc>
         <w:tc>
           <w:tcPr>
-            <w:tcW w:type="dxa" w:w="7030"/>
+            <w:tcW w:type="dxa" w:w="6803"/>
             <w:vAlign w:val="center"/>
           </w:tcPr>
           <w:p>
@@ -1297,7 +1145,49 @@
                 <w:b w:val="0"/>
                 <w:sz w:val="18"/>
               </w:rPr>
-              <w:t>찾고 싶은 업무를 "휴가 신청", "출장 정산"처럼 자연어 문장이나 단어로 준비합니다.</w:t>
+              <w:t>찾고자 하는 업무를 떠올릴 수 있는 자연어 키워드(예: 휴가, 구매, 출장)를 준비합니다.</w:t>
+            </w:r>
+          </w:p>
+        </w:tc>
+      </w:tr>
+      <w:tr>
+        <w:tc>
+          <w:tcPr>
+            <w:tcW w:type="dxa" w:w="2268"/>
+            <w:vAlign w:val="center"/>
+          </w:tcPr>
+          <w:p>
+            <w:pPr>
+              <w:jc w:val="left"/>
+            </w:pPr>
+            <w:r/>
+            <w:r>
+              <w:rPr>
+                <w:rFonts w:ascii="Malgun Gothic" w:hAnsi="Malgun Gothic" w:eastAsia="Malgun Gothic"/>
+                <w:b w:val="0"/>
+                <w:sz w:val="18"/>
+              </w:rPr>
+              <w:t>프로세스 정의 등록</w:t>
+            </w:r>
+          </w:p>
+        </w:tc>
+        <w:tc>
+          <w:tcPr>
+            <w:tcW w:type="dxa" w:w="6803"/>
+            <w:vAlign w:val="center"/>
+          </w:tcPr>
+          <w:p>
+            <w:pPr>
+              <w:jc w:val="left"/>
+            </w:pPr>
+            <w:r/>
+            <w:r>
+              <w:rPr>
+                <w:rFonts w:ascii="Malgun Gothic" w:hAnsi="Malgun Gothic" w:eastAsia="Malgun Gothic"/>
+                <w:b w:val="0"/>
+                <w:sz w:val="18"/>
+              </w:rPr>
+              <w:t>소속 조직에 검색 대상 프로세스 정의가 한 건 이상 등록되어 있어야 합니다.</w:t>
             </w:r>
           </w:p>
         </w:tc>
@@ -1321,8 +1211,9 @@
       <w:r>
         <w:rPr>
           <w:rFonts w:ascii="Malgun Gothic" w:hAnsi="Malgun Gothic" w:eastAsia="Malgun Gothic"/>
+          <w:b w:val="0"/>
         </w:rPr>
-        <w:t>처음 검색을 실행하기까지의 기본 흐름은 다음과 같습니다.</w:t>
+        <w:t>처음 사용하는 경우 다음 절차로 화면에 진입한 뒤 검색을 수행합니다.</w:t>
       </w:r>
     </w:p>
     <w:p>
@@ -1335,7 +1226,7 @@
         </w:rPr>
         <w:t>1.</w:t>
         <w:tab/>
-        <w:t>웹 브라우저에서 소속 회사의 Process GPT 접속 주소로 이동합니다.</w:t>
+        <w:t>브라우저에서 조직에서 안내받은 Process-GPT 주소로 이동합니다.</w:t>
       </w:r>
     </w:p>
     <w:p>
@@ -1348,7 +1239,7 @@
         </w:rPr>
         <w:t>2.</w:t>
         <w:tab/>
-        <w:t>로그인 화면에서 본인 계정으로 로그인합니다.</w:t>
+        <w:t>로그인 화면에서 이메일과 비밀번호를 입력한 뒤 로그인 버튼을 누릅니다.</w:t>
       </w:r>
     </w:p>
     <w:p>
@@ -1361,7 +1252,7 @@
         </w:rPr>
         <w:t>3.</w:t>
         <w:tab/>
-        <w:t>로그인 후 표시되는 메인 화면(업무 목록 화면)으로 들어갑니다.</w:t>
+        <w:t>로그인이 완료되면 화면 상단의 헤더 영역에 검색바(돋보기 아이콘 옆 입력창)가 표시되는지 확인합니다.</w:t>
       </w:r>
     </w:p>
     <w:p>
@@ -1374,318 +1265,9 @@
         </w:rPr>
         <w:t>4.</w:t>
         <w:tab/>
-        <w:t>화면 오른쪽 위 헤더 영역에서 돋보기 아이콘이 있는 통합 검색창을 확인합니다.</w:t>
+        <w:t>검색바에 자연어 키워드를 입력하고 Enter 키를 눌러 결과 패널을 엽니다.</w:t>
       </w:r>
     </w:p>
-    <w:p>
-      <w:pPr>
-        <w:ind w:left="425" w:hanging="255"/>
-      </w:pPr>
-      <w:r>
-        <w:rPr>
-          <w:rFonts w:ascii="Malgun Gothic" w:hAnsi="Malgun Gothic" w:eastAsia="Malgun Gothic"/>
-        </w:rPr>
-        <w:t>5.</w:t>
-        <w:tab/>
-        <w:t>검색창을 클릭하고 찾고 싶은 업무를 입력한 뒤 Enter 키를 눌러 검색합니다.</w:t>
-      </w:r>
-    </w:p>
-    <w:p>
-      <w:r>
-        <w:rPr>
-          <w:rFonts w:ascii="Malgun Gothic" w:hAnsi="Malgun Gothic" w:eastAsia="Malgun Gothic"/>
-        </w:rPr>
-        <w:t>검색은 별도의 메뉴 이동 없이 어느 화면에서나 상단 헤더의 통합 검색창으로 바로 실행할 수 있습니다.</w:t>
-      </w:r>
-    </w:p>
-    <w:p>
-      <w:pPr>
-        <w:pStyle w:val="Heading1"/>
-      </w:pPr>
-      <w:r>
-        <w:rPr>
-          <w:rFonts w:ascii="Malgun Gothic" w:hAnsi="Malgun Gothic" w:eastAsia="Malgun Gothic"/>
-          <w:b/>
-          <w:color w:val="1F4E79"/>
-        </w:rPr>
-        <w:t>7. 화면 구성</w:t>
-      </w:r>
-    </w:p>
-    <w:p>
-      <w:r>
-        <w:rPr>
-          <w:rFonts w:ascii="Malgun Gothic" w:hAnsi="Malgun Gothic" w:eastAsia="Malgun Gothic"/>
-        </w:rPr>
-        <w:t>로그인 후 처음 만나는 화면의 주요 영역은 다음과 같습니다.</w:t>
-      </w:r>
-    </w:p>
-    <w:tbl>
-      <w:tblPr>
-        <w:tblStyle w:val="TableGrid"/>
-        <w:tblW w:type="auto" w:w="0"/>
-        <w:jc w:val="center"/>
-        <w:tblLook w:firstColumn="1" w:firstRow="1" w:lastColumn="0" w:lastRow="0" w:noHBand="0" w:noVBand="1" w:val="04A0"/>
-      </w:tblPr>
-      <w:tblGrid>
-        <w:gridCol w:w="4819"/>
-        <w:gridCol w:w="4819"/>
-      </w:tblGrid>
-      <w:tr>
-        <w:tc>
-          <w:tcPr>
-            <w:tcW w:type="dxa" w:w="2381"/>
-            <w:vAlign w:val="center"/>
-            <w:shd w:fill="D9EAF7"/>
-          </w:tcPr>
-          <w:p>
-            <w:pPr>
-              <w:jc w:val="center"/>
-            </w:pPr>
-            <w:r/>
-            <w:r>
-              <w:rPr>
-                <w:rFonts w:ascii="Malgun Gothic" w:hAnsi="Malgun Gothic" w:eastAsia="Malgun Gothic"/>
-                <w:b/>
-                <w:sz w:val="18"/>
-              </w:rPr>
-              <w:t>화면 영역</w:t>
-            </w:r>
-          </w:p>
-        </w:tc>
-        <w:tc>
-          <w:tcPr>
-            <w:tcW w:type="dxa" w:w="6690"/>
-            <w:vAlign w:val="center"/>
-            <w:shd w:fill="D9EAF7"/>
-          </w:tcPr>
-          <w:p>
-            <w:pPr>
-              <w:jc w:val="center"/>
-            </w:pPr>
-            <w:r/>
-            <w:r>
-              <w:rPr>
-                <w:rFonts w:ascii="Malgun Gothic" w:hAnsi="Malgun Gothic" w:eastAsia="Malgun Gothic"/>
-                <w:b/>
-                <w:sz w:val="18"/>
-              </w:rPr>
-              <w:t>설명</w:t>
-            </w:r>
-          </w:p>
-        </w:tc>
-      </w:tr>
-      <w:tr>
-        <w:tc>
-          <w:tcPr>
-            <w:tcW w:type="dxa" w:w="2381"/>
-            <w:vAlign w:val="center"/>
-          </w:tcPr>
-          <w:p>
-            <w:pPr>
-              <w:jc w:val="left"/>
-            </w:pPr>
-            <w:r/>
-            <w:r>
-              <w:rPr>
-                <w:rFonts w:ascii="Malgun Gothic" w:hAnsi="Malgun Gothic" w:eastAsia="Malgun Gothic"/>
-                <w:b w:val="0"/>
-                <w:sz w:val="18"/>
-              </w:rPr>
-              <w:t>상단 헤더 통합 검색창</w:t>
-            </w:r>
-          </w:p>
-        </w:tc>
-        <w:tc>
-          <w:tcPr>
-            <w:tcW w:type="dxa" w:w="6690"/>
-            <w:vAlign w:val="center"/>
-          </w:tcPr>
-          <w:p>
-            <w:pPr>
-              <w:jc w:val="left"/>
-            </w:pPr>
-            <w:r/>
-            <w:r>
-              <w:rPr>
-                <w:rFonts w:ascii="Malgun Gothic" w:hAnsi="Malgun Gothic" w:eastAsia="Malgun Gothic"/>
-                <w:b w:val="0"/>
-                <w:sz w:val="18"/>
-              </w:rPr>
-              <w:t>화면 오른쪽 위에 있는 돋보기 아이콘이 포함된 입력창입니다. 프로세스 정의 검색을 시작하는 곳입니다.</w:t>
-            </w:r>
-          </w:p>
-        </w:tc>
-      </w:tr>
-      <w:tr>
-        <w:tc>
-          <w:tcPr>
-            <w:tcW w:type="dxa" w:w="2381"/>
-            <w:vAlign w:val="center"/>
-          </w:tcPr>
-          <w:p>
-            <w:pPr>
-              <w:jc w:val="left"/>
-            </w:pPr>
-            <w:r/>
-            <w:r>
-              <w:rPr>
-                <w:rFonts w:ascii="Malgun Gothic" w:hAnsi="Malgun Gothic" w:eastAsia="Malgun Gothic"/>
-                <w:b w:val="0"/>
-                <w:sz w:val="18"/>
-              </w:rPr>
-              <w:t>검색 결과 패널</w:t>
-            </w:r>
-          </w:p>
-        </w:tc>
-        <w:tc>
-          <w:tcPr>
-            <w:tcW w:type="dxa" w:w="6690"/>
-            <w:vAlign w:val="center"/>
-          </w:tcPr>
-          <w:p>
-            <w:pPr>
-              <w:jc w:val="left"/>
-            </w:pPr>
-            <w:r/>
-            <w:r>
-              <w:rPr>
-                <w:rFonts w:ascii="Malgun Gothic" w:hAnsi="Malgun Gothic" w:eastAsia="Malgun Gothic"/>
-                <w:b w:val="0"/>
-                <w:sz w:val="18"/>
-              </w:rPr>
-              <w:t>검색창 아래에 열리는 영역으로, 검색 결과와 안내 메시지를 표시합니다.</w:t>
-            </w:r>
-          </w:p>
-        </w:tc>
-      </w:tr>
-      <w:tr>
-        <w:tc>
-          <w:tcPr>
-            <w:tcW w:type="dxa" w:w="2381"/>
-            <w:vAlign w:val="center"/>
-          </w:tcPr>
-          <w:p>
-            <w:pPr>
-              <w:jc w:val="left"/>
-            </w:pPr>
-            <w:r/>
-            <w:r>
-              <w:rPr>
-                <w:rFonts w:ascii="Malgun Gothic" w:hAnsi="Malgun Gothic" w:eastAsia="Malgun Gothic"/>
-                <w:b w:val="0"/>
-                <w:sz w:val="18"/>
-              </w:rPr>
-              <w:t>업무 목록 영역</w:t>
-            </w:r>
-          </w:p>
-        </w:tc>
-        <w:tc>
-          <w:tcPr>
-            <w:tcW w:type="dxa" w:w="6690"/>
-            <w:vAlign w:val="center"/>
-          </w:tcPr>
-          <w:p>
-            <w:pPr>
-              <w:jc w:val="left"/>
-            </w:pPr>
-            <w:r/>
-            <w:r>
-              <w:rPr>
-                <w:rFonts w:ascii="Malgun Gothic" w:hAnsi="Malgun Gothic" w:eastAsia="Malgun Gothic"/>
-                <w:b w:val="0"/>
-                <w:sz w:val="18"/>
-              </w:rPr>
-              <w:t>화면 가운데의 "진행 중", "보류/반송", "완료됨" 업무 카드 영역입니다.</w:t>
-            </w:r>
-          </w:p>
-        </w:tc>
-      </w:tr>
-      <w:tr>
-        <w:tc>
-          <w:tcPr>
-            <w:tcW w:type="dxa" w:w="2381"/>
-            <w:vAlign w:val="center"/>
-          </w:tcPr>
-          <w:p>
-            <w:pPr>
-              <w:jc w:val="left"/>
-            </w:pPr>
-            <w:r/>
-            <w:r>
-              <w:rPr>
-                <w:rFonts w:ascii="Malgun Gothic" w:hAnsi="Malgun Gothic" w:eastAsia="Malgun Gothic"/>
-                <w:b w:val="0"/>
-                <w:sz w:val="18"/>
-              </w:rPr>
-              <w:t>왼쪽 사이드바</w:t>
-            </w:r>
-          </w:p>
-        </w:tc>
-        <w:tc>
-          <w:tcPr>
-            <w:tcW w:type="dxa" w:w="6690"/>
-            <w:vAlign w:val="center"/>
-          </w:tcPr>
-          <w:p>
-            <w:pPr>
-              <w:jc w:val="left"/>
-            </w:pPr>
-            <w:r/>
-            <w:r>
-              <w:rPr>
-                <w:rFonts w:ascii="Malgun Gothic" w:hAnsi="Malgun Gothic" w:eastAsia="Malgun Gothic"/>
-                <w:b w:val="0"/>
-                <w:sz w:val="18"/>
-              </w:rPr>
-              <w:t>인스턴스, 에이전트 동료, 사람 동료, 대화목록 등을 보여 주는 영역입니다.</w:t>
-            </w:r>
-          </w:p>
-        </w:tc>
-      </w:tr>
-      <w:tr>
-        <w:tc>
-          <w:tcPr>
-            <w:tcW w:type="dxa" w:w="2381"/>
-            <w:vAlign w:val="center"/>
-          </w:tcPr>
-          <w:p>
-            <w:pPr>
-              <w:jc w:val="left"/>
-            </w:pPr>
-            <w:r/>
-            <w:r>
-              <w:rPr>
-                <w:rFonts w:ascii="Malgun Gothic" w:hAnsi="Malgun Gothic" w:eastAsia="Malgun Gothic"/>
-                <w:b w:val="0"/>
-                <w:sz w:val="18"/>
-              </w:rPr>
-              <w:t>알림 및 설정</w:t>
-            </w:r>
-          </w:p>
-        </w:tc>
-        <w:tc>
-          <w:tcPr>
-            <w:tcW w:type="dxa" w:w="6690"/>
-            <w:vAlign w:val="center"/>
-          </w:tcPr>
-          <w:p>
-            <w:pPr>
-              <w:jc w:val="left"/>
-            </w:pPr>
-            <w:r/>
-            <w:r>
-              <w:rPr>
-                <w:rFonts w:ascii="Malgun Gothic" w:hAnsi="Malgun Gothic" w:eastAsia="Malgun Gothic"/>
-                <w:b w:val="0"/>
-                <w:sz w:val="18"/>
-              </w:rPr>
-              <w:t>헤더 오른쪽 끝의 알림 아이콘과 설정 아이콘입니다.</w:t>
-            </w:r>
-          </w:p>
-        </w:tc>
-      </w:tr>
-    </w:tbl>
-    <w:p/>
     <w:p>
       <w:pPr>
         <w:jc w:val="center"/>
@@ -1735,9 +1317,420 @@
           <w:color w:val="666666"/>
           <w:sz w:val="18"/>
         </w:rPr>
-        <w:t>그림 1. 로그인 후 메인 화면 — 오른쪽 위 통합 검색창에서 검색을 시작합니다</w:t>
+        <w:t>그림 1. 로그인 직후 헤더 검색바 초기 상태</w:t>
       </w:r>
     </w:p>
+    <w:p>
+      <w:pPr>
+        <w:pStyle w:val="Heading1"/>
+      </w:pPr>
+      <w:r>
+        <w:rPr>
+          <w:rFonts w:ascii="Malgun Gothic" w:hAnsi="Malgun Gothic" w:eastAsia="Malgun Gothic"/>
+          <w:b/>
+          <w:color w:val="1F4E79"/>
+        </w:rPr>
+        <w:t>7. 화면 구성</w:t>
+      </w:r>
+    </w:p>
+    <w:p>
+      <w:r>
+        <w:rPr>
+          <w:rFonts w:ascii="Malgun Gothic" w:hAnsi="Malgun Gothic" w:eastAsia="Malgun Gothic"/>
+          <w:b w:val="0"/>
+        </w:rPr>
+        <w:t>프로세스 정의 검색과 관련된 주요 화면 영역은 다음과 같습니다.</w:t>
+      </w:r>
+    </w:p>
+    <w:tbl>
+      <w:tblPr>
+        <w:tblStyle w:val="TableGrid"/>
+        <w:tblW w:type="auto" w:w="0"/>
+        <w:jc w:val="center"/>
+        <w:tblLook w:firstColumn="1" w:firstRow="1" w:lastColumn="0" w:lastRow="0" w:noHBand="0" w:noVBand="1" w:val="04A0"/>
+      </w:tblPr>
+      <w:tblGrid>
+        <w:gridCol w:w="3213"/>
+        <w:gridCol w:w="3213"/>
+        <w:gridCol w:w="3213"/>
+      </w:tblGrid>
+      <w:tr>
+        <w:tc>
+          <w:tcPr>
+            <w:tcW w:type="dxa" w:w="2551"/>
+            <w:vAlign w:val="center"/>
+            <w:shd w:fill="D9EAF7"/>
+          </w:tcPr>
+          <w:p>
+            <w:pPr>
+              <w:jc w:val="center"/>
+            </w:pPr>
+            <w:r/>
+            <w:r>
+              <w:rPr>
+                <w:rFonts w:ascii="Malgun Gothic" w:hAnsi="Malgun Gothic" w:eastAsia="Malgun Gothic"/>
+                <w:b/>
+                <w:sz w:val="18"/>
+              </w:rPr>
+              <w:t>영역</w:t>
+            </w:r>
+          </w:p>
+        </w:tc>
+        <w:tc>
+          <w:tcPr>
+            <w:tcW w:type="dxa" w:w="3118"/>
+            <w:vAlign w:val="center"/>
+            <w:shd w:fill="D9EAF7"/>
+          </w:tcPr>
+          <w:p>
+            <w:pPr>
+              <w:jc w:val="center"/>
+            </w:pPr>
+            <w:r/>
+            <w:r>
+              <w:rPr>
+                <w:rFonts w:ascii="Malgun Gothic" w:hAnsi="Malgun Gothic" w:eastAsia="Malgun Gothic"/>
+                <w:b/>
+                <w:sz w:val="18"/>
+              </w:rPr>
+              <w:t>위치</w:t>
+            </w:r>
+          </w:p>
+        </w:tc>
+        <w:tc>
+          <w:tcPr>
+            <w:tcW w:type="dxa" w:w="3969"/>
+            <w:vAlign w:val="center"/>
+            <w:shd w:fill="D9EAF7"/>
+          </w:tcPr>
+          <w:p>
+            <w:pPr>
+              <w:jc w:val="center"/>
+            </w:pPr>
+            <w:r/>
+            <w:r>
+              <w:rPr>
+                <w:rFonts w:ascii="Malgun Gothic" w:hAnsi="Malgun Gothic" w:eastAsia="Malgun Gothic"/>
+                <w:b/>
+                <w:sz w:val="18"/>
+              </w:rPr>
+              <w:t>역할</w:t>
+            </w:r>
+          </w:p>
+        </w:tc>
+      </w:tr>
+      <w:tr>
+        <w:tc>
+          <w:tcPr>
+            <w:tcW w:type="dxa" w:w="2551"/>
+            <w:vAlign w:val="center"/>
+          </w:tcPr>
+          <w:p>
+            <w:pPr>
+              <w:jc w:val="left"/>
+            </w:pPr>
+            <w:r/>
+            <w:r>
+              <w:rPr>
+                <w:rFonts w:ascii="Malgun Gothic" w:hAnsi="Malgun Gothic" w:eastAsia="Malgun Gothic"/>
+                <w:b w:val="0"/>
+                <w:sz w:val="18"/>
+              </w:rPr>
+              <w:t>헤더 검색바</w:t>
+            </w:r>
+          </w:p>
+        </w:tc>
+        <w:tc>
+          <w:tcPr>
+            <w:tcW w:type="dxa" w:w="3118"/>
+            <w:vAlign w:val="center"/>
+          </w:tcPr>
+          <w:p>
+            <w:pPr>
+              <w:jc w:val="left"/>
+            </w:pPr>
+            <w:r/>
+            <w:r>
+              <w:rPr>
+                <w:rFonts w:ascii="Malgun Gothic" w:hAnsi="Malgun Gothic" w:eastAsia="Malgun Gothic"/>
+                <w:b w:val="0"/>
+                <w:sz w:val="18"/>
+              </w:rPr>
+              <w:t>화면 상단 가운데/우측 영역</w:t>
+            </w:r>
+          </w:p>
+        </w:tc>
+        <w:tc>
+          <w:tcPr>
+            <w:tcW w:type="dxa" w:w="3969"/>
+            <w:vAlign w:val="center"/>
+          </w:tcPr>
+          <w:p>
+            <w:pPr>
+              <w:jc w:val="left"/>
+            </w:pPr>
+            <w:r/>
+            <w:r>
+              <w:rPr>
+                <w:rFonts w:ascii="Malgun Gothic" w:hAnsi="Malgun Gothic" w:eastAsia="Malgun Gothic"/>
+                <w:b w:val="0"/>
+                <w:sz w:val="18"/>
+              </w:rPr>
+              <w:t>자연어 키워드를 입력해 검색을 시작합니다.</w:t>
+            </w:r>
+          </w:p>
+        </w:tc>
+      </w:tr>
+      <w:tr>
+        <w:tc>
+          <w:tcPr>
+            <w:tcW w:type="dxa" w:w="2551"/>
+            <w:vAlign w:val="center"/>
+          </w:tcPr>
+          <w:p>
+            <w:pPr>
+              <w:jc w:val="left"/>
+            </w:pPr>
+            <w:r/>
+            <w:r>
+              <w:rPr>
+                <w:rFonts w:ascii="Malgun Gothic" w:hAnsi="Malgun Gothic" w:eastAsia="Malgun Gothic"/>
+                <w:b w:val="0"/>
+                <w:sz w:val="18"/>
+              </w:rPr>
+              <w:t>돋보기 아이콘</w:t>
+            </w:r>
+          </w:p>
+        </w:tc>
+        <w:tc>
+          <w:tcPr>
+            <w:tcW w:type="dxa" w:w="3118"/>
+            <w:vAlign w:val="center"/>
+          </w:tcPr>
+          <w:p>
+            <w:pPr>
+              <w:jc w:val="left"/>
+            </w:pPr>
+            <w:r/>
+            <w:r>
+              <w:rPr>
+                <w:rFonts w:ascii="Malgun Gothic" w:hAnsi="Malgun Gothic" w:eastAsia="Malgun Gothic"/>
+                <w:b w:val="0"/>
+                <w:sz w:val="18"/>
+              </w:rPr>
+              <w:t>검색바 왼쪽</w:t>
+            </w:r>
+          </w:p>
+        </w:tc>
+        <w:tc>
+          <w:tcPr>
+            <w:tcW w:type="dxa" w:w="3969"/>
+            <w:vAlign w:val="center"/>
+          </w:tcPr>
+          <w:p>
+            <w:pPr>
+              <w:jc w:val="left"/>
+            </w:pPr>
+            <w:r/>
+            <w:r>
+              <w:rPr>
+                <w:rFonts w:ascii="Malgun Gothic" w:hAnsi="Malgun Gothic" w:eastAsia="Malgun Gothic"/>
+                <w:b w:val="0"/>
+                <w:sz w:val="18"/>
+              </w:rPr>
+              <w:t>검색 입력 영역임을 나타냅니다.</w:t>
+            </w:r>
+          </w:p>
+        </w:tc>
+      </w:tr>
+      <w:tr>
+        <w:tc>
+          <w:tcPr>
+            <w:tcW w:type="dxa" w:w="2551"/>
+            <w:vAlign w:val="center"/>
+          </w:tcPr>
+          <w:p>
+            <w:pPr>
+              <w:jc w:val="left"/>
+            </w:pPr>
+            <w:r/>
+            <w:r>
+              <w:rPr>
+                <w:rFonts w:ascii="Malgun Gothic" w:hAnsi="Malgun Gothic" w:eastAsia="Malgun Gothic"/>
+                <w:b w:val="0"/>
+                <w:sz w:val="18"/>
+              </w:rPr>
+              <w:t>검색 결과 패널</w:t>
+            </w:r>
+          </w:p>
+        </w:tc>
+        <w:tc>
+          <w:tcPr>
+            <w:tcW w:type="dxa" w:w="3118"/>
+            <w:vAlign w:val="center"/>
+          </w:tcPr>
+          <w:p>
+            <w:pPr>
+              <w:jc w:val="left"/>
+            </w:pPr>
+            <w:r/>
+            <w:r>
+              <w:rPr>
+                <w:rFonts w:ascii="Malgun Gothic" w:hAnsi="Malgun Gothic" w:eastAsia="Malgun Gothic"/>
+                <w:b w:val="0"/>
+                <w:sz w:val="18"/>
+              </w:rPr>
+              <w:t>검색바 아래로 펼쳐지는 영역</w:t>
+            </w:r>
+          </w:p>
+        </w:tc>
+        <w:tc>
+          <w:tcPr>
+            <w:tcW w:type="dxa" w:w="3969"/>
+            <w:vAlign w:val="center"/>
+          </w:tcPr>
+          <w:p>
+            <w:pPr>
+              <w:jc w:val="left"/>
+            </w:pPr>
+            <w:r/>
+            <w:r>
+              <w:rPr>
+                <w:rFonts w:ascii="Malgun Gothic" w:hAnsi="Malgun Gothic" w:eastAsia="Malgun Gothic"/>
+                <w:b w:val="0"/>
+                <w:sz w:val="18"/>
+              </w:rPr>
+              <w:t>검색어 입력 후 결과 카테고리와 항목을 표시합니다.</w:t>
+            </w:r>
+          </w:p>
+        </w:tc>
+      </w:tr>
+      <w:tr>
+        <w:tc>
+          <w:tcPr>
+            <w:tcW w:type="dxa" w:w="2551"/>
+            <w:vAlign w:val="center"/>
+          </w:tcPr>
+          <w:p>
+            <w:pPr>
+              <w:jc w:val="left"/>
+            </w:pPr>
+            <w:r/>
+            <w:r>
+              <w:rPr>
+                <w:rFonts w:ascii="Malgun Gothic" w:hAnsi="Malgun Gothic" w:eastAsia="Malgun Gothic"/>
+                <w:b w:val="0"/>
+                <w:sz w:val="18"/>
+              </w:rPr>
+              <w:t>유사한 프로세스 정의 카테고리</w:t>
+            </w:r>
+          </w:p>
+        </w:tc>
+        <w:tc>
+          <w:tcPr>
+            <w:tcW w:type="dxa" w:w="3118"/>
+            <w:vAlign w:val="center"/>
+          </w:tcPr>
+          <w:p>
+            <w:pPr>
+              <w:jc w:val="left"/>
+            </w:pPr>
+            <w:r/>
+            <w:r>
+              <w:rPr>
+                <w:rFonts w:ascii="Malgun Gothic" w:hAnsi="Malgun Gothic" w:eastAsia="Malgun Gothic"/>
+                <w:b w:val="0"/>
+                <w:sz w:val="18"/>
+              </w:rPr>
+              <w:t>검색 결과 패널 내</w:t>
+            </w:r>
+          </w:p>
+        </w:tc>
+        <w:tc>
+          <w:tcPr>
+            <w:tcW w:type="dxa" w:w="3969"/>
+            <w:vAlign w:val="center"/>
+          </w:tcPr>
+          <w:p>
+            <w:pPr>
+              <w:jc w:val="left"/>
+            </w:pPr>
+            <w:r/>
+            <w:r>
+              <w:rPr>
+                <w:rFonts w:ascii="Malgun Gothic" w:hAnsi="Malgun Gothic" w:eastAsia="Malgun Gothic"/>
+                <w:b w:val="0"/>
+                <w:sz w:val="18"/>
+              </w:rPr>
+              <w:t>입력한 키워드와 의미가 유사한 프로세스 정의 목록을 보여줍니다.</w:t>
+            </w:r>
+          </w:p>
+        </w:tc>
+      </w:tr>
+      <w:tr>
+        <w:tc>
+          <w:tcPr>
+            <w:tcW w:type="dxa" w:w="2551"/>
+            <w:vAlign w:val="center"/>
+          </w:tcPr>
+          <w:p>
+            <w:pPr>
+              <w:jc w:val="left"/>
+            </w:pPr>
+            <w:r/>
+            <w:r>
+              <w:rPr>
+                <w:rFonts w:ascii="Malgun Gothic" w:hAnsi="Malgun Gothic" w:eastAsia="Malgun Gothic"/>
+                <w:b w:val="0"/>
+                <w:sz w:val="18"/>
+              </w:rPr>
+              <w:t>결과 항목</w:t>
+            </w:r>
+          </w:p>
+        </w:tc>
+        <w:tc>
+          <w:tcPr>
+            <w:tcW w:type="dxa" w:w="3118"/>
+            <w:vAlign w:val="center"/>
+          </w:tcPr>
+          <w:p>
+            <w:pPr>
+              <w:jc w:val="left"/>
+            </w:pPr>
+            <w:r/>
+            <w:r>
+              <w:rPr>
+                <w:rFonts w:ascii="Malgun Gothic" w:hAnsi="Malgun Gothic" w:eastAsia="Malgun Gothic"/>
+                <w:b w:val="0"/>
+                <w:sz w:val="18"/>
+              </w:rPr>
+              <w:t>유사한 프로세스 정의 카테고리 내</w:t>
+            </w:r>
+          </w:p>
+        </w:tc>
+        <w:tc>
+          <w:tcPr>
+            <w:tcW w:type="dxa" w:w="3969"/>
+            <w:vAlign w:val="center"/>
+          </w:tcPr>
+          <w:p>
+            <w:pPr>
+              <w:jc w:val="left"/>
+            </w:pPr>
+            <w:r/>
+            <w:r>
+              <w:rPr>
+                <w:rFonts w:ascii="Malgun Gothic" w:hAnsi="Malgun Gothic" w:eastAsia="Malgun Gothic"/>
+                <w:b w:val="0"/>
+                <w:sz w:val="18"/>
+              </w:rPr>
+              <w:t>선택 가능한 링크 형태의 프로세스 정의 제목입니다.</w:t>
+            </w:r>
+          </w:p>
+        </w:tc>
+      </w:tr>
+    </w:tbl>
+    <w:p/>
     <w:p>
       <w:pPr>
         <w:pStyle w:val="Heading1"/>
@@ -1752,14 +1745,6 @@
       </w:r>
     </w:p>
     <w:p>
-      <w:r>
-        <w:rPr>
-          <w:rFonts w:ascii="Malgun Gothic" w:hAnsi="Malgun Gothic" w:eastAsia="Malgun Gothic"/>
-        </w:rPr>
-        <w:t>대표적인 세 가지 사용 흐름을 순서대로 안내합니다. 각 흐름은 사용 상황, 사용 전 확인, 따라 하기, 화면에서 확인할 내용으로 구성됩니다.</w:t>
-      </w:r>
-    </w:p>
-    <w:p>
       <w:pPr>
         <w:pStyle w:val="Heading2"/>
       </w:pPr>
@@ -1769,18 +1754,14 @@
           <w:b/>
           <w:color w:val="1F4E79"/>
         </w:rPr>
-        <w:t>8.1 비슷한 업무를 자연어로 찾기</w:t>
+        <w:t>8.1 헤더 검색바로 유사 프로세스 정의 찾기</w:t>
       </w:r>
     </w:p>
     <w:p>
-      <w:pPr>
-        <w:spacing w:before="120"/>
-      </w:pPr>
       <w:r>
         <w:rPr>
           <w:rFonts w:ascii="Malgun Gothic" w:hAnsi="Malgun Gothic" w:eastAsia="Malgun Gothic"/>
           <w:b/>
-          <w:color w:val="1F4E79"/>
         </w:rPr>
         <w:t>이럴 때 사용합니다</w:t>
       </w:r>
@@ -1789,19 +1770,16 @@
       <w:r>
         <w:rPr>
           <w:rFonts w:ascii="Malgun Gothic" w:hAnsi="Malgun Gothic" w:eastAsia="Malgun Gothic"/>
+          <w:b w:val="0"/>
         </w:rPr>
-        <w:t>시작하거나 참고할 프로세스의 정확한 이름을 모를 때, 찾고 싶은 업무를 평소 말로 입력해 의미가 비슷한 프로세스 정의 후보를 찾습니다.</w:t>
+        <w:t>시작하려는 업무가 떠오르지만 정확한 프로세스 정의 이름을 모를 때, 자연어 키워드만으로 유사 프로세스 정의 후보를 빠르게 확인할 수 있습니다.</w:t>
       </w:r>
     </w:p>
     <w:p>
-      <w:pPr>
-        <w:spacing w:before="120"/>
-      </w:pPr>
       <w:r>
         <w:rPr>
           <w:rFonts w:ascii="Malgun Gothic" w:hAnsi="Malgun Gothic" w:eastAsia="Malgun Gothic"/>
           <w:b/>
-          <w:color w:val="1F4E79"/>
         </w:rPr>
         <w:t>사용 전 확인</w:t>
       </w:r>
@@ -1814,7 +1792,7 @@
         <w:rPr>
           <w:rFonts w:ascii="Malgun Gothic" w:hAnsi="Malgun Gothic" w:eastAsia="Malgun Gothic"/>
         </w:rPr>
-        <w:t>Process GPT에 로그인되어 있고 메인 화면이 표시된 상태입니다.</w:t>
+        <w:t>Process-GPT에 로그인되어 헤더 검색바가 보입니다.</w:t>
       </w:r>
     </w:p>
     <w:p>
@@ -1825,18 +1803,25 @@
         <w:rPr>
           <w:rFonts w:ascii="Malgun Gothic" w:hAnsi="Malgun Gothic" w:eastAsia="Malgun Gothic"/>
         </w:rPr>
-        <w:t>소속 회사에 프로세스 정의가 한 건 이상 등록되어 있습니다.</w:t>
+        <w:t>소속 조직에 검색 대상이 될 만한 프로세스 정의가 등록되어 있습니다.</w:t>
       </w:r>
     </w:p>
     <w:p>
       <w:pPr>
-        <w:spacing w:before="120"/>
+        <w:pStyle w:val="ListBullet"/>
       </w:pPr>
       <w:r>
         <w:rPr>
           <w:rFonts w:ascii="Malgun Gothic" w:hAnsi="Malgun Gothic" w:eastAsia="Malgun Gothic"/>
+        </w:rPr>
+        <w:t>찾으려는 업무를 표현할 수 있는 자연어 키워드(예: 휴가)를 떠올린 상태입니다.</w:t>
+      </w:r>
+    </w:p>
+    <w:p>
+      <w:r>
+        <w:rPr>
+          <w:rFonts w:ascii="Malgun Gothic" w:hAnsi="Malgun Gothic" w:eastAsia="Malgun Gothic"/>
           <w:b/>
-          <w:color w:val="1F4E79"/>
         </w:rPr>
         <w:t>따라 하기</w:t>
       </w:r>
@@ -1851,7 +1836,7 @@
         </w:rPr>
         <w:t>1.</w:t>
         <w:tab/>
-        <w:t>상단 헤더의 통합 검색창을 클릭합니다.</w:t>
+        <w:t>헤더 영역의 돋보기 아이콘 옆 검색바를 클릭합니다.</w:t>
       </w:r>
     </w:p>
     <w:p>
@@ -1864,7 +1849,7 @@
         </w:rPr>
         <w:t>2.</w:t>
         <w:tab/>
-        <w:t>찾고 싶은 업무를 자연어로 입력합니다. 예: 휴가</w:t>
+        <w:t>찾고자 하는 업무를 표현하는 자연어 키워드(예: 휴가)를 입력합니다.</w:t>
       </w:r>
     </w:p>
     <w:p>
@@ -1890,7 +1875,7 @@
         </w:rPr>
         <w:t>4.</w:t>
         <w:tab/>
-        <w:t>검색창 아래에 열리는 검색 결과 패널을 확인합니다.</w:t>
+        <w:t>검색바 아래로 펼쳐지는 결과 패널에서 ‘유사한 프로세스 정의’ 카테고리가 나타날 때까지 잠시 기다립니다.</w:t>
       </w:r>
     </w:p>
     <w:p>
@@ -1903,18 +1888,14 @@
         </w:rPr>
         <w:t>5.</w:t>
         <w:tab/>
-        <w:t>"유사한 프로세스 정의" 항목에서 입력 내용과 비슷한 후보 목록을 확인합니다.</w:t>
+        <w:t>결과 항목 중 원하는 프로세스 정의 제목을 확인하고, 필요 시 항목을 클릭해 다음 작업으로 이동합니다.</w:t>
       </w:r>
     </w:p>
     <w:p>
-      <w:pPr>
-        <w:spacing w:before="120"/>
-      </w:pPr>
       <w:r>
         <w:rPr>
           <w:rFonts w:ascii="Malgun Gothic" w:hAnsi="Malgun Gothic" w:eastAsia="Malgun Gothic"/>
           <w:b/>
-          <w:color w:val="1F4E79"/>
         </w:rPr>
         <w:t>화면에서 확인할 내용</w:t>
       </w:r>
@@ -1927,7 +1908,7 @@
         <w:rPr>
           <w:rFonts w:ascii="Malgun Gothic" w:hAnsi="Malgun Gothic" w:eastAsia="Malgun Gothic"/>
         </w:rPr>
-        <w:t>검색 결과 패널이 열리고 "유사한 프로세스 정의" 항목이 표시됩니다.</w:t>
+        <w:t>검색 결과 패널이 펼쳐지고 ‘유사한 프로세스 정의’ 섹션 헤더가 보입니다.</w:t>
       </w:r>
     </w:p>
     <w:p>
@@ -1938,7 +1919,7 @@
         <w:rPr>
           <w:rFonts w:ascii="Malgun Gothic" w:hAnsi="Malgun Gothic" w:eastAsia="Malgun Gothic"/>
         </w:rPr>
-        <w:t>입력 내용과 의미가 비슷한 프로세스 정의가 후보로 나타나며, 후보는 최대 3건까지 표시됩니다.</w:t>
+        <w:t>섹션 안에 입력한 키워드와 의미가 유사한 프로세스 정의 제목(예: 휴가신청)이 표시됩니다.</w:t>
       </w:r>
     </w:p>
     <w:p>
@@ -1949,7 +1930,7 @@
         <w:rPr>
           <w:rFonts w:ascii="Malgun Gothic" w:hAnsi="Malgun Gothic" w:eastAsia="Malgun Gothic"/>
         </w:rPr>
-        <w:t>각 후보에는 프로세스 정의 이름과 한 줄 설명이 함께 표시됩니다.</w:t>
+        <w:t>결과 항목은 클릭 가능한 링크 형태로 렌더링됩니다.</w:t>
       </w:r>
     </w:p>
     <w:p>
@@ -1960,7 +1941,7 @@
         <w:rPr>
           <w:rFonts w:ascii="Malgun Gothic" w:hAnsi="Malgun Gothic" w:eastAsia="Malgun Gothic"/>
         </w:rPr>
-        <w:t>이름이 정확히 일치하는 프로세스가 있으면 "프로세스 정의" 항목에도 함께 표시됩니다.</w:t>
+        <w:t>최대 3건까지 유사 후보가 나타날 수 있습니다.</w:t>
       </w:r>
     </w:p>
     <w:p>
@@ -2012,7 +1993,7 @@
           <w:color w:val="666666"/>
           <w:sz w:val="18"/>
         </w:rPr>
-        <w:t>그림 2. 통합 검색창에 찾고 싶은 업무를 자연어로 입력합니다</w:t>
+        <w:t>그림 2. 검색바에 자연어 키워드를 입력한 상태</w:t>
       </w:r>
     </w:p>
     <w:p>
@@ -2064,7 +2045,7 @@
           <w:color w:val="666666"/>
           <w:sz w:val="18"/>
         </w:rPr>
-        <w:t>그림 3. 입력 내용과 비슷한 프로세스 정의 후보가 목록으로 표시됩니다</w:t>
+        <w:t>그림 3. ‘유사한 프로세스 정의’ 카테고리에 결과가 표시된 화면</w:t>
       </w:r>
     </w:p>
     <w:p>
@@ -2077,18 +2058,14 @@
           <w:b/>
           <w:color w:val="1F4E79"/>
         </w:rPr>
-        <w:t>8.2 검색 결과가 없을 때 확인하기</w:t>
+        <w:t>8.2 검색 결과가 없을 때 다시 시도하기</w:t>
       </w:r>
     </w:p>
     <w:p>
-      <w:pPr>
-        <w:spacing w:before="120"/>
-      </w:pPr>
       <w:r>
         <w:rPr>
           <w:rFonts w:ascii="Malgun Gothic" w:hAnsi="Malgun Gothic" w:eastAsia="Malgun Gothic"/>
           <w:b/>
-          <w:color w:val="1F4E79"/>
         </w:rPr>
         <w:t>이럴 때 사용합니다</w:t>
       </w:r>
@@ -2097,19 +2074,16 @@
       <w:r>
         <w:rPr>
           <w:rFonts w:ascii="Malgun Gothic" w:hAnsi="Malgun Gothic" w:eastAsia="Malgun Gothic"/>
+          <w:b w:val="0"/>
         </w:rPr>
-        <w:t>검색어와 맞는 프로세스 정의가 없거나 검색 처리에 일시적인 문제가 있을 때, 화면이 어떻게 안내되는지 확인합니다.</w:t>
+        <w:t>입력한 키워드와 의미적으로 유사한 프로세스 정의가 조직 내에 등록되어 있지 않을 때, 사용자가 빈 결과를 인지하고 키워드를 바꿔 다시 시도하는 흐름입니다.</w:t>
       </w:r>
     </w:p>
     <w:p>
-      <w:pPr>
-        <w:spacing w:before="120"/>
-      </w:pPr>
       <w:r>
         <w:rPr>
           <w:rFonts w:ascii="Malgun Gothic" w:hAnsi="Malgun Gothic" w:eastAsia="Malgun Gothic"/>
           <w:b/>
-          <w:color w:val="1F4E79"/>
         </w:rPr>
         <w:t>사용 전 확인</w:t>
       </w:r>
@@ -2122,18 +2096,25 @@
         <w:rPr>
           <w:rFonts w:ascii="Malgun Gothic" w:hAnsi="Malgun Gothic" w:eastAsia="Malgun Gothic"/>
         </w:rPr>
-        <w:t>Process GPT에 로그인되어 있고 메인 화면이 표시된 상태입니다.</w:t>
+        <w:t>헤더 검색바에서 한 번 이상 검색을 시도했습니다.</w:t>
       </w:r>
     </w:p>
     <w:p>
       <w:pPr>
-        <w:spacing w:before="120"/>
+        <w:pStyle w:val="ListBullet"/>
       </w:pPr>
       <w:r>
         <w:rPr>
           <w:rFonts w:ascii="Malgun Gothic" w:hAnsi="Malgun Gothic" w:eastAsia="Malgun Gothic"/>
+        </w:rPr>
+        <w:t>현재 조직에 유사 후보로 보일 만한 프로세스 정의가 등록되지 않았을 수 있습니다.</w:t>
+      </w:r>
+    </w:p>
+    <w:p>
+      <w:r>
+        <w:rPr>
+          <w:rFonts w:ascii="Malgun Gothic" w:hAnsi="Malgun Gothic" w:eastAsia="Malgun Gothic"/>
           <w:b/>
-          <w:color w:val="1F4E79"/>
         </w:rPr>
         <w:t>따라 하기</w:t>
       </w:r>
@@ -2148,7 +2129,7 @@
         </w:rPr>
         <w:t>1.</w:t>
         <w:tab/>
-        <w:t>상단 헤더의 통합 검색창을 클릭합니다.</w:t>
+        <w:t>헤더 검색바를 다시 클릭합니다.</w:t>
       </w:r>
     </w:p>
     <w:p>
@@ -2161,7 +2142,7 @@
         </w:rPr>
         <w:t>2.</w:t>
         <w:tab/>
-        <w:t>찾고 싶은 업무를 자연어로 입력합니다. 예: 보고서 작성</w:t>
+        <w:t>기존 키워드를 지우고 더 일반적인 자연어 표현(예: 휴가 → 연차, 휴가신청)으로 바꿔 입력합니다.</w:t>
       </w:r>
     </w:p>
     <w:p>
@@ -2174,7 +2155,7 @@
         </w:rPr>
         <w:t>3.</w:t>
         <w:tab/>
-        <w:t>Enter 키를 눌러 검색을 실행합니다.</w:t>
+        <w:t>Enter 키를 눌러 다시 검색합니다.</w:t>
       </w:r>
     </w:p>
     <w:p>
@@ -2187,18 +2168,27 @@
         </w:rPr>
         <w:t>4.</w:t>
         <w:tab/>
-        <w:t>검색 결과 패널에 표시되는 안내 메시지를 확인합니다.</w:t>
+        <w:t>‘유사한 프로세스 정의’ 카테고리에 결과가 표시되는지 확인합니다.</w:t>
       </w:r>
     </w:p>
     <w:p>
       <w:pPr>
-        <w:spacing w:before="120"/>
+        <w:ind w:left="425" w:hanging="255"/>
       </w:pPr>
       <w:r>
         <w:rPr>
           <w:rFonts w:ascii="Malgun Gothic" w:hAnsi="Malgun Gothic" w:eastAsia="Malgun Gothic"/>
+        </w:rPr>
+        <w:t>5.</w:t>
+        <w:tab/>
+        <w:t>여전히 결과가 비어 있다면 ‘효과적인 질문 작성 팁’ 섹션을 참고해 다른 표현으로 시도합니다.</w:t>
+      </w:r>
+    </w:p>
+    <w:p>
+      <w:r>
+        <w:rPr>
+          <w:rFonts w:ascii="Malgun Gothic" w:hAnsi="Malgun Gothic" w:eastAsia="Malgun Gothic"/>
           <w:b/>
-          <w:color w:val="1F4E79"/>
         </w:rPr>
         <w:t>화면에서 확인할 내용</w:t>
       </w:r>
@@ -2211,7 +2201,7 @@
         <w:rPr>
           <w:rFonts w:ascii="Malgun Gothic" w:hAnsi="Malgun Gothic" w:eastAsia="Malgun Gothic"/>
         </w:rPr>
-        <w:t>결과가 없을 때는 오류 화면이나 깨진 화면 대신 "검색 결과가 없습니다." 안내가 표시됩니다.</w:t>
+        <w:t>검색은 정상적으로 종료되며 오류 메시지 없이 빈 결과 상태가 표시됩니다.</w:t>
       </w:r>
     </w:p>
     <w:p>
@@ -2222,7 +2212,7 @@
         <w:rPr>
           <w:rFonts w:ascii="Malgun Gothic" w:hAnsi="Malgun Gothic" w:eastAsia="Malgun Gothic"/>
         </w:rPr>
-        <w:t>이 경우 "유사한 프로세스 정의" 항목은 표시되지 않습니다.</w:t>
+        <w:t>‘유사한 프로세스 정의’ 카테고리에 항목이 없을 수 있으며, 이는 조직 내에 유사 후보가 없는 정상 상태입니다.</w:t>
       </w:r>
     </w:p>
     <w:p>
@@ -2233,111 +2223,7 @@
         <w:rPr>
           <w:rFonts w:ascii="Malgun Gothic" w:hAnsi="Malgun Gothic" w:eastAsia="Malgun Gothic"/>
         </w:rPr>
-        <w:t>안내가 표시되어도 검색 작업은 그대로 이어 갈 수 있으며, 다른 검색어로 다시 시도할 수 있습니다.</w:t>
-      </w:r>
-    </w:p>
-    <w:p>
-      <w:pPr>
-        <w:jc w:val="center"/>
-      </w:pPr>
-      <w:r>
-        <w:drawing>
-          <wp:inline xmlns:a="http://schemas.openxmlformats.org/drawingml/2006/main" xmlns:pic="http://schemas.openxmlformats.org/drawingml/2006/picture">
-            <wp:extent cx="5486400" cy="3086100"/>
-            <wp:docPr id="4" name="Picture 4"/>
-            <wp:cNvGraphicFramePr>
-              <a:graphicFrameLocks noChangeAspect="1"/>
-            </wp:cNvGraphicFramePr>
-            <a:graphic>
-              <a:graphicData uri="http://schemas.openxmlformats.org/drawingml/2006/picture">
-                <pic:pic>
-                  <pic:nvPicPr>
-                    <pic:cNvPr id="0" name="process-gpt-completion_process-definition-search-02-search-input.png"/>
-                    <pic:cNvPicPr/>
-                  </pic:nvPicPr>
-                  <pic:blipFill>
-                    <a:blip r:embed="rId13"/>
-                    <a:stretch>
-                      <a:fillRect/>
-                    </a:stretch>
-                  </pic:blipFill>
-                  <pic:spPr>
-                    <a:xfrm>
-                      <a:off x="0" y="0"/>
-                      <a:ext cx="5486400" cy="3086100"/>
-                    </a:xfrm>
-                    <a:prstGeom prst="rect"/>
-                  </pic:spPr>
-                </pic:pic>
-              </a:graphicData>
-            </a:graphic>
-          </wp:inline>
-        </w:drawing>
-      </w:r>
-    </w:p>
-    <w:p>
-      <w:pPr>
-        <w:jc w:val="center"/>
-      </w:pPr>
-      <w:r>
-        <w:rPr>
-          <w:rFonts w:ascii="Malgun Gothic" w:hAnsi="Malgun Gothic" w:eastAsia="Malgun Gothic"/>
-          <w:color w:val="666666"/>
-          <w:sz w:val="18"/>
-        </w:rPr>
-        <w:t>그림 4. 다른 검색어를 입력하고 검색을 실행한 모습</w:t>
-      </w:r>
-    </w:p>
-    <w:p>
-      <w:pPr>
-        <w:jc w:val="center"/>
-      </w:pPr>
-      <w:r>
-        <w:drawing>
-          <wp:inline xmlns:a="http://schemas.openxmlformats.org/drawingml/2006/main" xmlns:pic="http://schemas.openxmlformats.org/drawingml/2006/picture">
-            <wp:extent cx="5486400" cy="3086100"/>
-            <wp:docPr id="5" name="Picture 5"/>
-            <wp:cNvGraphicFramePr>
-              <a:graphicFrameLocks noChangeAspect="1"/>
-            </wp:cNvGraphicFramePr>
-            <a:graphic>
-              <a:graphicData uri="http://schemas.openxmlformats.org/drawingml/2006/picture">
-                <pic:pic>
-                  <pic:nvPicPr>
-                    <pic:cNvPr id="0" name="process-gpt-completion_process-definition-search-02-search-empty.png"/>
-                    <pic:cNvPicPr/>
-                  </pic:nvPicPr>
-                  <pic:blipFill>
-                    <a:blip r:embed="rId14"/>
-                    <a:stretch>
-                      <a:fillRect/>
-                    </a:stretch>
-                  </pic:blipFill>
-                  <pic:spPr>
-                    <a:xfrm>
-                      <a:off x="0" y="0"/>
-                      <a:ext cx="5486400" cy="3086100"/>
-                    </a:xfrm>
-                    <a:prstGeom prst="rect"/>
-                  </pic:spPr>
-                </pic:pic>
-              </a:graphicData>
-            </a:graphic>
-          </wp:inline>
-        </w:drawing>
-      </w:r>
-    </w:p>
-    <w:p>
-      <w:pPr>
-        <w:jc w:val="center"/>
-      </w:pPr>
-      <w:r>
-        <w:rPr>
-          <w:rFonts w:ascii="Malgun Gothic" w:hAnsi="Malgun Gothic" w:eastAsia="Malgun Gothic"/>
-          <w:color w:val="666666"/>
-          <w:sz w:val="18"/>
-        </w:rPr>
-        <w:t>그림 5. 검색 처리에 문제가 있어도 오류 없이 결과가 없다는 안내가 표시됩니다</w:t>
+        <w:t>다른 키워드로 다시 검색하면 새로운 결과 목록이 표시될 수 있습니다.</w:t>
       </w:r>
     </w:p>
     <w:p>
@@ -2350,18 +2236,14 @@
           <w:b/>
           <w:color w:val="1F4E79"/>
         </w:rPr>
-        <w:t>8.3 현재 회사의 프로세스 정의만 확인하기</w:t>
+        <w:t>8.3 소속 조직 안에서만 결과가 표시되는지 확인하기</w:t>
       </w:r>
     </w:p>
     <w:p>
-      <w:pPr>
-        <w:spacing w:before="120"/>
-      </w:pPr>
       <w:r>
         <w:rPr>
           <w:rFonts w:ascii="Malgun Gothic" w:hAnsi="Malgun Gothic" w:eastAsia="Malgun Gothic"/>
           <w:b/>
-          <w:color w:val="1F4E79"/>
         </w:rPr>
         <w:t>이럴 때 사용합니다</w:t>
       </w:r>
@@ -2370,19 +2252,16 @@
       <w:r>
         <w:rPr>
           <w:rFonts w:ascii="Malgun Gothic" w:hAnsi="Malgun Gothic" w:eastAsia="Malgun Gothic"/>
+          <w:b w:val="0"/>
         </w:rPr>
-        <w:t>Process GPT는 여러 회사가 함께 사용하는 서비스입니다. 검색 결과가 본인이 소속된 회사의 프로세스 정의로만 한정되는지 확인합니다.</w:t>
+        <w:t>프로세스 정의 검색은 사용자가 접속한 조직(테넌트) 안에 등록된 프로세스 정의만 대상으로 합니다. 본 흐름은 다른 조직의 프로세스 정의가 결과에 섞여 나오지 않는지 사용자가 직접 확인하는 절차입니다.</w:t>
       </w:r>
     </w:p>
     <w:p>
-      <w:pPr>
-        <w:spacing w:before="120"/>
-      </w:pPr>
       <w:r>
         <w:rPr>
           <w:rFonts w:ascii="Malgun Gothic" w:hAnsi="Malgun Gothic" w:eastAsia="Malgun Gothic"/>
           <w:b/>
-          <w:color w:val="1F4E79"/>
         </w:rPr>
         <w:t>사용 전 확인</w:t>
       </w:r>
@@ -2395,18 +2274,25 @@
         <w:rPr>
           <w:rFonts w:ascii="Malgun Gothic" w:hAnsi="Malgun Gothic" w:eastAsia="Malgun Gothic"/>
         </w:rPr>
-        <w:t>본인이 소속된 회사 계정으로 Process GPT에 로그인되어 있습니다.</w:t>
+        <w:t>본인 계정이 소속된 조직으로 로그인되어 있습니다.</w:t>
       </w:r>
     </w:p>
     <w:p>
       <w:pPr>
-        <w:spacing w:before="120"/>
+        <w:pStyle w:val="ListBullet"/>
       </w:pPr>
       <w:r>
         <w:rPr>
           <w:rFonts w:ascii="Malgun Gothic" w:hAnsi="Malgun Gothic" w:eastAsia="Malgun Gothic"/>
+        </w:rPr>
+        <w:t>다른 조직에만 존재한다고 알려진 키워드가 있다면 미리 확인합니다.</w:t>
+      </w:r>
+    </w:p>
+    <w:p>
+      <w:r>
+        <w:rPr>
+          <w:rFonts w:ascii="Malgun Gothic" w:hAnsi="Malgun Gothic" w:eastAsia="Malgun Gothic"/>
           <w:b/>
-          <w:color w:val="1F4E79"/>
         </w:rPr>
         <w:t>따라 하기</w:t>
       </w:r>
@@ -2421,7 +2307,7 @@
         </w:rPr>
         <w:t>1.</w:t>
         <w:tab/>
-        <w:t>상단 헤더의 통합 검색창을 클릭합니다.</w:t>
+        <w:t>헤더 검색바에 본인 조직에서 사용할 법한 키워드(예: 휴가)를 입력하고 검색합니다.</w:t>
       </w:r>
     </w:p>
     <w:p>
@@ -2434,7 +2320,7 @@
         </w:rPr>
         <w:t>2.</w:t>
         <w:tab/>
-        <w:t>찾고 싶은 업무를 자연어로 입력합니다. 예: 프로세스</w:t>
+        <w:t>‘유사한 프로세스 정의’ 카테고리에 본인 조직의 프로세스 정의 제목이 표시되는지 확인합니다.</w:t>
       </w:r>
     </w:p>
     <w:p>
@@ -2447,7 +2333,7 @@
         </w:rPr>
         <w:t>3.</w:t>
         <w:tab/>
-        <w:t>Enter 키를 눌러 검색을 실행합니다.</w:t>
+        <w:t>다른 조직에만 존재하는 키워드(예: 회의실)를 입력해 다시 검색합니다.</w:t>
       </w:r>
     </w:p>
     <w:p>
@@ -2460,18 +2346,14 @@
         </w:rPr>
         <w:t>4.</w:t>
         <w:tab/>
-        <w:t>검색 결과 패널의 "유사한 프로세스 정의" 목록을 확인합니다.</w:t>
+        <w:t>본인 조직에 해당 프로세스 정의가 없다면 결과가 비어 있는지 확인합니다.</w:t>
       </w:r>
     </w:p>
     <w:p>
-      <w:pPr>
-        <w:spacing w:before="120"/>
-      </w:pPr>
       <w:r>
         <w:rPr>
           <w:rFonts w:ascii="Malgun Gothic" w:hAnsi="Malgun Gothic" w:eastAsia="Malgun Gothic"/>
           <w:b/>
-          <w:color w:val="1F4E79"/>
         </w:rPr>
         <w:t>화면에서 확인할 내용</w:t>
       </w:r>
@@ -2484,7 +2366,7 @@
         <w:rPr>
           <w:rFonts w:ascii="Malgun Gothic" w:hAnsi="Malgun Gothic" w:eastAsia="Malgun Gothic"/>
         </w:rPr>
-        <w:t>검색 결과에는 현재 소속 회사에 등록된 프로세스 정의만 표시됩니다.</w:t>
+        <w:t>검색 결과는 본인이 로그인한 조직(테넌트)의 프로세스 정의로 한정되어 표시됩니다.</w:t>
       </w:r>
     </w:p>
     <w:p>
@@ -2495,7 +2377,7 @@
         <w:rPr>
           <w:rFonts w:ascii="Malgun Gothic" w:hAnsi="Malgun Gothic" w:eastAsia="Malgun Gothic"/>
         </w:rPr>
-        <w:t>다른 회사에만 등록된 프로세스 정의는 검색 결과에 나타나지 않습니다.</w:t>
+        <w:t>다른 조직에서만 등록된 프로세스 정의 제목은 결과 목록에 나타나지 않습니다.</w:t>
       </w:r>
     </w:p>
     <w:p>
@@ -2506,59 +2388,7 @@
         <w:rPr>
           <w:rFonts w:ascii="Malgun Gothic" w:hAnsi="Malgun Gothic" w:eastAsia="Malgun Gothic"/>
         </w:rPr>
-        <w:t>회사별로 검색 범위가 분리되어 있으므로 다른 회사의 업무 정보가 섞여 보이지 않습니다.</w:t>
-      </w:r>
-    </w:p>
-    <w:p>
-      <w:pPr>
-        <w:jc w:val="center"/>
-      </w:pPr>
-      <w:r>
-        <w:drawing>
-          <wp:inline xmlns:a="http://schemas.openxmlformats.org/drawingml/2006/main" xmlns:pic="http://schemas.openxmlformats.org/drawingml/2006/picture">
-            <wp:extent cx="5486400" cy="3086100"/>
-            <wp:docPr id="6" name="Picture 6"/>
-            <wp:cNvGraphicFramePr>
-              <a:graphicFrameLocks noChangeAspect="1"/>
-            </wp:cNvGraphicFramePr>
-            <a:graphic>
-              <a:graphicData uri="http://schemas.openxmlformats.org/drawingml/2006/picture">
-                <pic:pic>
-                  <pic:nvPicPr>
-                    <pic:cNvPr id="0" name="process-gpt-completion_process-definition-search-03-search-result.png"/>
-                    <pic:cNvPicPr/>
-                  </pic:nvPicPr>
-                  <pic:blipFill>
-                    <a:blip r:embed="rId15"/>
-                    <a:stretch>
-                      <a:fillRect/>
-                    </a:stretch>
-                  </pic:blipFill>
-                  <pic:spPr>
-                    <a:xfrm>
-                      <a:off x="0" y="0"/>
-                      <a:ext cx="5486400" cy="3086100"/>
-                    </a:xfrm>
-                    <a:prstGeom prst="rect"/>
-                  </pic:spPr>
-                </pic:pic>
-              </a:graphicData>
-            </a:graphic>
-          </wp:inline>
-        </w:drawing>
-      </w:r>
-    </w:p>
-    <w:p>
-      <w:pPr>
-        <w:jc w:val="center"/>
-      </w:pPr>
-      <w:r>
-        <w:rPr>
-          <w:rFonts w:ascii="Malgun Gothic" w:hAnsi="Malgun Gothic" w:eastAsia="Malgun Gothic"/>
-          <w:color w:val="666666"/>
-          <w:sz w:val="18"/>
-        </w:rPr>
-        <w:t>그림 6. 검색 결과에는 현재 소속 회사의 프로세스 정의만 표시됩니다</w:t>
+        <w:t>결과가 비어 있는 경우에도 오류 없이 정상 종료됩니다.</w:t>
       </w:r>
     </w:p>
     <w:p>
@@ -2572,14 +2402,6 @@
           <w:color w:val="1F4E79"/>
         </w:rPr>
         <w:t>9. 화면 항목 및 옵션 설명</w:t>
-      </w:r>
-    </w:p>
-    <w:p>
-      <w:r>
-        <w:rPr>
-          <w:rFonts w:ascii="Malgun Gothic" w:hAnsi="Malgun Gothic" w:eastAsia="Malgun Gothic"/>
-        </w:rPr>
-        <w:t>검색에 사용하는 화면 항목과 입력 방법은 다음과 같습니다.</w:t>
       </w:r>
     </w:p>
     <w:tbl>
@@ -2598,7 +2420,7 @@
       <w:tr>
         <w:tc>
           <w:tcPr>
-            <w:tcW w:type="dxa" w:w="2041"/>
+            <w:tcW w:type="dxa" w:w="2551"/>
             <w:vAlign w:val="center"/>
             <w:shd w:fill="D9EAF7"/>
           </w:tcPr>
@@ -2619,7 +2441,7 @@
         </w:tc>
         <w:tc>
           <w:tcPr>
-            <w:tcW w:type="dxa" w:w="1361"/>
+            <w:tcW w:type="dxa" w:w="1417"/>
             <w:vAlign w:val="center"/>
             <w:shd w:fill="D9EAF7"/>
           </w:tcPr>
@@ -2640,7 +2462,7 @@
         </w:tc>
         <w:tc>
           <w:tcPr>
-            <w:tcW w:type="dxa" w:w="2608"/>
+            <w:tcW w:type="dxa" w:w="2551"/>
             <w:vAlign w:val="center"/>
             <w:shd w:fill="D9EAF7"/>
           </w:tcPr>
@@ -2655,13 +2477,13 @@
                 <w:b/>
                 <w:sz w:val="18"/>
               </w:rPr>
-              <w:t>입력 형식 / 예시</w:t>
+              <w:t>형식/예시</w:t>
             </w:r>
           </w:p>
         </w:tc>
         <w:tc>
           <w:tcPr>
-            <w:tcW w:type="dxa" w:w="3061"/>
+            <w:tcW w:type="dxa" w:w="3118"/>
             <w:vAlign w:val="center"/>
             <w:shd w:fill="D9EAF7"/>
           </w:tcPr>
@@ -2684,7 +2506,7 @@
       <w:tr>
         <w:tc>
           <w:tcPr>
-            <w:tcW w:type="dxa" w:w="2041"/>
+            <w:tcW w:type="dxa" w:w="2551"/>
             <w:vAlign w:val="center"/>
           </w:tcPr>
           <w:p>
@@ -2698,13 +2520,13 @@
                 <w:b w:val="0"/>
                 <w:sz w:val="18"/>
               </w:rPr>
-              <w:t>통합 검색창</w:t>
+              <w:t>헤더 검색바 입력창</w:t>
             </w:r>
           </w:p>
         </w:tc>
         <w:tc>
           <w:tcPr>
-            <w:tcW w:type="dxa" w:w="1361"/>
+            <w:tcW w:type="dxa" w:w="1417"/>
             <w:vAlign w:val="center"/>
           </w:tcPr>
           <w:p>
@@ -2724,7 +2546,7 @@
         </w:tc>
         <w:tc>
           <w:tcPr>
-            <w:tcW w:type="dxa" w:w="2608"/>
+            <w:tcW w:type="dxa" w:w="2551"/>
             <w:vAlign w:val="center"/>
           </w:tcPr>
           <w:p>
@@ -2738,13 +2560,13 @@
                 <w:b w:val="0"/>
                 <w:sz w:val="18"/>
               </w:rPr>
-              <w:t>자연어 단어 또는 문장 / "휴가", "출장 정산"</w:t>
+              <w:t>자연어 텍스트 (예: 휴가, 구매요청, 출장)</w:t>
             </w:r>
           </w:p>
         </w:tc>
         <w:tc>
           <w:tcPr>
-            <w:tcW w:type="dxa" w:w="3061"/>
+            <w:tcW w:type="dxa" w:w="3118"/>
             <w:vAlign w:val="center"/>
           </w:tcPr>
           <w:p>
@@ -2758,7 +2580,7 @@
                 <w:b w:val="0"/>
                 <w:sz w:val="18"/>
               </w:rPr>
-              <w:t>찾고 싶은 업무를 입력하는 곳입니다. 정확한 이름이 아니어도 됩니다.</w:t>
+              <w:t>찾고자 하는 업무를 자연어 키워드로 입력합니다.</w:t>
             </w:r>
           </w:p>
         </w:tc>
@@ -2766,7 +2588,7 @@
       <w:tr>
         <w:tc>
           <w:tcPr>
-            <w:tcW w:type="dxa" w:w="2041"/>
+            <w:tcW w:type="dxa" w:w="2551"/>
             <w:vAlign w:val="center"/>
           </w:tcPr>
           <w:p>
@@ -2780,13 +2602,13 @@
                 <w:b w:val="0"/>
                 <w:sz w:val="18"/>
               </w:rPr>
-              <w:t>검색 실행(Enter)</w:t>
+              <w:t>Enter 키</w:t>
             </w:r>
           </w:p>
         </w:tc>
         <w:tc>
           <w:tcPr>
-            <w:tcW w:type="dxa" w:w="1361"/>
+            <w:tcW w:type="dxa" w:w="1417"/>
             <w:vAlign w:val="center"/>
           </w:tcPr>
           <w:p>
@@ -2806,7 +2628,7 @@
         </w:tc>
         <w:tc>
           <w:tcPr>
-            <w:tcW w:type="dxa" w:w="2608"/>
+            <w:tcW w:type="dxa" w:w="2551"/>
             <w:vAlign w:val="center"/>
           </w:tcPr>
           <w:p>
@@ -2820,13 +2642,13 @@
                 <w:b w:val="0"/>
                 <w:sz w:val="18"/>
               </w:rPr>
-              <w:t>키보드 Enter 키</w:t>
+              <w:t>키보드 입력</w:t>
             </w:r>
           </w:p>
         </w:tc>
         <w:tc>
           <w:tcPr>
-            <w:tcW w:type="dxa" w:w="3061"/>
+            <w:tcW w:type="dxa" w:w="3118"/>
             <w:vAlign w:val="center"/>
           </w:tcPr>
           <w:p>
@@ -2840,7 +2662,7 @@
                 <w:b w:val="0"/>
                 <w:sz w:val="18"/>
               </w:rPr>
-              <w:t>검색창에 입력한 뒤 Enter 키를 눌러야 검색이 실행됩니다.</w:t>
+              <w:t>입력한 키워드로 검색을 실행합니다.</w:t>
             </w:r>
           </w:p>
         </w:tc>
@@ -2848,7 +2670,7 @@
       <w:tr>
         <w:tc>
           <w:tcPr>
-            <w:tcW w:type="dxa" w:w="2041"/>
+            <w:tcW w:type="dxa" w:w="2551"/>
             <w:vAlign w:val="center"/>
           </w:tcPr>
           <w:p>
@@ -2862,13 +2684,13 @@
                 <w:b w:val="0"/>
                 <w:sz w:val="18"/>
               </w:rPr>
-              <w:t>"유사한 프로세스 정의" 항목</w:t>
+              <w:t>검색 결과 패널</w:t>
             </w:r>
           </w:p>
         </w:tc>
         <w:tc>
           <w:tcPr>
-            <w:tcW w:type="dxa" w:w="1361"/>
+            <w:tcW w:type="dxa" w:w="1417"/>
             <w:vAlign w:val="center"/>
           </w:tcPr>
           <w:p>
@@ -2888,7 +2710,7 @@
         </w:tc>
         <w:tc>
           <w:tcPr>
-            <w:tcW w:type="dxa" w:w="2608"/>
+            <w:tcW w:type="dxa" w:w="2551"/>
             <w:vAlign w:val="center"/>
           </w:tcPr>
           <w:p>
@@ -2902,13 +2724,13 @@
                 <w:b w:val="0"/>
                 <w:sz w:val="18"/>
               </w:rPr>
-              <w:t>최대 3건</w:t>
+              <w:t>검색바 아래 영역</w:t>
             </w:r>
           </w:p>
         </w:tc>
         <w:tc>
           <w:tcPr>
-            <w:tcW w:type="dxa" w:w="3061"/>
+            <w:tcW w:type="dxa" w:w="3118"/>
             <w:vAlign w:val="center"/>
           </w:tcPr>
           <w:p>
@@ -2922,7 +2744,7 @@
                 <w:b w:val="0"/>
                 <w:sz w:val="18"/>
               </w:rPr>
-              <w:t>입력 내용과 의미가 비슷한 프로세스 정의 후보를 보여 줍니다.</w:t>
+              <w:t>검색 실행 후 결과 카테고리와 항목을 보여줍니다.</w:t>
             </w:r>
           </w:p>
         </w:tc>
@@ -2930,7 +2752,7 @@
       <w:tr>
         <w:tc>
           <w:tcPr>
-            <w:tcW w:type="dxa" w:w="2041"/>
+            <w:tcW w:type="dxa" w:w="2551"/>
             <w:vAlign w:val="center"/>
           </w:tcPr>
           <w:p>
@@ -2944,13 +2766,13 @@
                 <w:b w:val="0"/>
                 <w:sz w:val="18"/>
               </w:rPr>
-              <w:t>"프로세스 정의" 항목</w:t>
+              <w:t>유사한 프로세스 정의 카테고리</w:t>
             </w:r>
           </w:p>
         </w:tc>
         <w:tc>
           <w:tcPr>
-            <w:tcW w:type="dxa" w:w="1361"/>
+            <w:tcW w:type="dxa" w:w="1417"/>
             <w:vAlign w:val="center"/>
           </w:tcPr>
           <w:p>
@@ -2970,7 +2792,7 @@
         </w:tc>
         <w:tc>
           <w:tcPr>
-            <w:tcW w:type="dxa" w:w="2608"/>
+            <w:tcW w:type="dxa" w:w="2551"/>
             <w:vAlign w:val="center"/>
           </w:tcPr>
           <w:p>
@@ -2984,13 +2806,13 @@
                 <w:b w:val="0"/>
                 <w:sz w:val="18"/>
               </w:rPr>
-              <w:t>이름 일치 결과</w:t>
+              <w:t>결과 패널 내 섹션</w:t>
             </w:r>
           </w:p>
         </w:tc>
         <w:tc>
           <w:tcPr>
-            <w:tcW w:type="dxa" w:w="3061"/>
+            <w:tcW w:type="dxa" w:w="3118"/>
             <w:vAlign w:val="center"/>
           </w:tcPr>
           <w:p>
@@ -3004,21 +2826,95 @@
                 <w:b w:val="0"/>
                 <w:sz w:val="18"/>
               </w:rPr>
-              <w:t>검색어와 이름이 일치하는 프로세스 정의가 있을 때 함께 표시됩니다.</w:t>
+              <w:t>의미가 유사한 프로세스 정의 후보를 묶어 보여줍니다.</w:t>
+            </w:r>
+          </w:p>
+        </w:tc>
+      </w:tr>
+      <w:tr>
+        <w:tc>
+          <w:tcPr>
+            <w:tcW w:type="dxa" w:w="2551"/>
+            <w:vAlign w:val="center"/>
+          </w:tcPr>
+          <w:p>
+            <w:pPr>
+              <w:jc w:val="left"/>
+            </w:pPr>
+            <w:r/>
+            <w:r>
+              <w:rPr>
+                <w:rFonts w:ascii="Malgun Gothic" w:hAnsi="Malgun Gothic" w:eastAsia="Malgun Gothic"/>
+                <w:b w:val="0"/>
+                <w:sz w:val="18"/>
+              </w:rPr>
+              <w:t>결과 항목 링크</w:t>
+            </w:r>
+          </w:p>
+        </w:tc>
+        <w:tc>
+          <w:tcPr>
+            <w:tcW w:type="dxa" w:w="1417"/>
+            <w:vAlign w:val="center"/>
+          </w:tcPr>
+          <w:p>
+            <w:pPr>
+              <w:jc w:val="left"/>
+            </w:pPr>
+            <w:r/>
+            <w:r>
+              <w:rPr>
+                <w:rFonts w:ascii="Malgun Gothic" w:hAnsi="Malgun Gothic" w:eastAsia="Malgun Gothic"/>
+                <w:b w:val="0"/>
+                <w:sz w:val="18"/>
+              </w:rPr>
+              <w:t>선택</w:t>
+            </w:r>
+          </w:p>
+        </w:tc>
+        <w:tc>
+          <w:tcPr>
+            <w:tcW w:type="dxa" w:w="2551"/>
+            <w:vAlign w:val="center"/>
+          </w:tcPr>
+          <w:p>
+            <w:pPr>
+              <w:jc w:val="left"/>
+            </w:pPr>
+            <w:r/>
+            <w:r>
+              <w:rPr>
+                <w:rFonts w:ascii="Malgun Gothic" w:hAnsi="Malgun Gothic" w:eastAsia="Malgun Gothic"/>
+                <w:b w:val="0"/>
+                <w:sz w:val="18"/>
+              </w:rPr>
+              <w:t>프로세스 정의 제목 텍스트</w:t>
+            </w:r>
+          </w:p>
+        </w:tc>
+        <w:tc>
+          <w:tcPr>
+            <w:tcW w:type="dxa" w:w="3118"/>
+            <w:vAlign w:val="center"/>
+          </w:tcPr>
+          <w:p>
+            <w:pPr>
+              <w:jc w:val="left"/>
+            </w:pPr>
+            <w:r/>
+            <w:r>
+              <w:rPr>
+                <w:rFonts w:ascii="Malgun Gothic" w:hAnsi="Malgun Gothic" w:eastAsia="Malgun Gothic"/>
+                <w:b w:val="0"/>
+                <w:sz w:val="18"/>
+              </w:rPr>
+              <w:t>클릭하면 해당 프로세스 정의를 활용하는 다음 단계로 이동합니다.</w:t>
             </w:r>
           </w:p>
         </w:tc>
       </w:tr>
     </w:tbl>
     <w:p/>
-    <w:p>
-      <w:r>
-        <w:rPr>
-          <w:rFonts w:ascii="Malgun Gothic" w:hAnsi="Malgun Gothic" w:eastAsia="Malgun Gothic"/>
-        </w:rPr>
-        <w:t>검색창에 입력만 하고 Enter 키를 누르지 않으면 검색 결과 패널에 "검색하고자 하는 키워드 입력 후 엔터를 눌러주세요." 안내만 표시됩니다.</w:t>
-      </w:r>
-    </w:p>
     <w:p>
       <w:pPr>
         <w:pStyle w:val="Heading1"/>
@@ -3036,8 +2932,9 @@
       <w:r>
         <w:rPr>
           <w:rFonts w:ascii="Malgun Gothic" w:hAnsi="Malgun Gothic" w:eastAsia="Malgun Gothic"/>
+          <w:b w:val="0"/>
         </w:rPr>
-        <w:t>검색을 실행한 뒤 검색 결과 패널에서 다음 내용을 확인할 수 있습니다.</w:t>
+        <w:t>검색을 실행한 뒤 다음 항목을 확인합니다.</w:t>
       </w:r>
     </w:p>
     <w:p>
@@ -3048,7 +2945,7 @@
         <w:rPr>
           <w:rFonts w:ascii="Malgun Gothic" w:hAnsi="Malgun Gothic" w:eastAsia="Malgun Gothic"/>
         </w:rPr>
-        <w:t>검색 결과 패널 위쪽에 "검색 결과" 제목이 표시됩니다.</w:t>
+        <w:t>‘유사한 프로세스 정의’ 카테고리가 결과 패널에 표시되는지 확인합니다.</w:t>
       </w:r>
     </w:p>
     <w:p>
@@ -3059,7 +2956,7 @@
         <w:rPr>
           <w:rFonts w:ascii="Malgun Gothic" w:hAnsi="Malgun Gothic" w:eastAsia="Malgun Gothic"/>
         </w:rPr>
-        <w:t>"유사한 프로세스 정의" 항목에 입력 내용과 비슷한 후보가 최대 3건까지 나타납니다.</w:t>
+        <w:t>카테고리 안에 표시된 프로세스 정의 제목이 입력한 키워드와 의미적으로 가까운지 확인합니다.</w:t>
       </w:r>
     </w:p>
     <w:p>
@@ -3070,7 +2967,7 @@
         <w:rPr>
           <w:rFonts w:ascii="Malgun Gothic" w:hAnsi="Malgun Gothic" w:eastAsia="Malgun Gothic"/>
         </w:rPr>
-        <w:t>각 후보는 프로세스 정의 이름과 한 줄 설명으로 구성되어 내용을 빠르게 파악할 수 있습니다.</w:t>
+        <w:t>최대 3건의 유사 후보가 나타날 수 있으며, 결과가 1~2건이거나 비어 있을 수도 있습니다.</w:t>
       </w:r>
     </w:p>
     <w:p>
@@ -3081,7 +2978,7 @@
         <w:rPr>
           <w:rFonts w:ascii="Malgun Gothic" w:hAnsi="Malgun Gothic" w:eastAsia="Malgun Gothic"/>
         </w:rPr>
-        <w:t>검색어와 이름이 일치하는 프로세스가 있으면 "프로세스 정의" 항목에 추가로 표시됩니다.</w:t>
+        <w:t>원하는 항목을 클릭해 다음 작업으로 이어갈 수 있는지 확인합니다.</w:t>
       </w:r>
     </w:p>
     <w:p>
@@ -3092,18 +2989,7 @@
         <w:rPr>
           <w:rFonts w:ascii="Malgun Gothic" w:hAnsi="Malgun Gothic" w:eastAsia="Malgun Gothic"/>
         </w:rPr>
-        <w:t>결과가 없을 때는 "검색 결과가 없습니다." 안내가 표시됩니다.</w:t>
-      </w:r>
-    </w:p>
-    <w:p>
-      <w:pPr>
-        <w:pStyle w:val="ListBullet"/>
-      </w:pPr>
-      <w:r>
-        <w:rPr>
-          <w:rFonts w:ascii="Malgun Gothic" w:hAnsi="Malgun Gothic" w:eastAsia="Malgun Gothic"/>
-        </w:rPr>
-        <w:t>검색 결과를 확인한 뒤 검색어를 바꿔 바로 다시 검색할 수 있습니다.</w:t>
+        <w:t>다른 키워드로 다시 검색해 결과 비교가 필요한 경우 검색바를 다시 사용합니다.</w:t>
       </w:r>
     </w:p>
     <w:p>
@@ -3117,14 +3003,6 @@
           <w:color w:val="1F4E79"/>
         </w:rPr>
         <w:t>11. 오류 및 예외 상황</w:t>
-      </w:r>
-    </w:p>
-    <w:p>
-      <w:r>
-        <w:rPr>
-          <w:rFonts w:ascii="Malgun Gothic" w:hAnsi="Malgun Gothic" w:eastAsia="Malgun Gothic"/>
-        </w:rPr>
-        <w:t>검색 중 자주 만나는 상황과 대처 방법입니다.</w:t>
       </w:r>
     </w:p>
     <w:tbl>
@@ -3142,7 +3020,7 @@
       <w:tr>
         <w:tc>
           <w:tcPr>
-            <w:tcW w:type="dxa" w:w="2381"/>
+            <w:tcW w:type="dxa" w:w="2268"/>
             <w:vAlign w:val="center"/>
             <w:shd w:fill="D9EAF7"/>
           </w:tcPr>
@@ -3157,13 +3035,13 @@
                 <w:b/>
                 <w:sz w:val="18"/>
               </w:rPr>
-              <w:t>상황</w:t>
+              <w:t>증상</w:t>
             </w:r>
           </w:p>
         </w:tc>
         <w:tc>
           <w:tcPr>
-            <w:tcW w:type="dxa" w:w="3402"/>
+            <w:tcW w:type="dxa" w:w="3118"/>
             <w:vAlign w:val="center"/>
             <w:shd w:fill="D9EAF7"/>
           </w:tcPr>
@@ -3178,13 +3056,13 @@
                 <w:b/>
                 <w:sz w:val="18"/>
               </w:rPr>
-              <w:t>원인</w:t>
+              <w:t>예상 원인</w:t>
             </w:r>
           </w:p>
         </w:tc>
         <w:tc>
           <w:tcPr>
-            <w:tcW w:type="dxa" w:w="3288"/>
+            <w:tcW w:type="dxa" w:w="3685"/>
             <w:vAlign w:val="center"/>
             <w:shd w:fill="D9EAF7"/>
           </w:tcPr>
@@ -3199,7 +3077,7 @@
                 <w:b/>
                 <w:sz w:val="18"/>
               </w:rPr>
-              <w:t>해결 방법</w:t>
+              <w:t>사용자 조치</w:t>
             </w:r>
           </w:p>
         </w:tc>
@@ -3207,7 +3085,7 @@
       <w:tr>
         <w:tc>
           <w:tcPr>
-            <w:tcW w:type="dxa" w:w="2381"/>
+            <w:tcW w:type="dxa" w:w="2268"/>
             <w:vAlign w:val="center"/>
           </w:tcPr>
           <w:p>
@@ -3221,13 +3099,13 @@
                 <w:b w:val="0"/>
                 <w:sz w:val="18"/>
               </w:rPr>
-              <w:t>"검색 결과가 없습니다."가 표시됨</w:t>
+              <w:t>검색바가 헤더에 보이지 않습니다.</w:t>
             </w:r>
           </w:p>
         </w:tc>
         <w:tc>
           <w:tcPr>
-            <w:tcW w:type="dxa" w:w="3402"/>
+            <w:tcW w:type="dxa" w:w="3118"/>
             <w:vAlign w:val="center"/>
           </w:tcPr>
           <w:p>
@@ -3241,13 +3119,13 @@
                 <w:b w:val="0"/>
                 <w:sz w:val="18"/>
               </w:rPr>
-              <w:t>검색어와 맞는 프로세스 정의가 없거나, 검색 처리에 일시적인 문제가 있는 경우입니다.</w:t>
+              <w:t>로그인이 풀렸거나 화면 진입 권한이 없습니다.</w:t>
             </w:r>
           </w:p>
         </w:tc>
         <w:tc>
           <w:tcPr>
-            <w:tcW w:type="dxa" w:w="3288"/>
+            <w:tcW w:type="dxa" w:w="3685"/>
             <w:vAlign w:val="center"/>
           </w:tcPr>
           <w:p>
@@ -3261,7 +3139,7 @@
                 <w:b w:val="0"/>
                 <w:sz w:val="18"/>
               </w:rPr>
-              <w:t>검색어를 더 일반적인 단어로 바꾸거나 다른 표현으로 다시 검색합니다.</w:t>
+              <w:t>로그아웃 후 다시 로그인하고, 계속 보이지 않으면 관리자에게 문의합니다.</w:t>
             </w:r>
           </w:p>
         </w:tc>
@@ -3269,7 +3147,7 @@
       <w:tr>
         <w:tc>
           <w:tcPr>
-            <w:tcW w:type="dxa" w:w="2381"/>
+            <w:tcW w:type="dxa" w:w="2268"/>
             <w:vAlign w:val="center"/>
           </w:tcPr>
           <w:p>
@@ -3283,13 +3161,13 @@
                 <w:b w:val="0"/>
                 <w:sz w:val="18"/>
               </w:rPr>
-              <w:t>"키워드 입력 후 엔터를 눌러주세요." 안내만 표시됨</w:t>
+              <w:t>검색 결과 패널이 열리지 않거나 빈 상태로 유지됩니다.</w:t>
             </w:r>
           </w:p>
         </w:tc>
         <w:tc>
           <w:tcPr>
-            <w:tcW w:type="dxa" w:w="3402"/>
+            <w:tcW w:type="dxa" w:w="3118"/>
             <w:vAlign w:val="center"/>
           </w:tcPr>
           <w:p>
@@ -3303,13 +3181,13 @@
                 <w:b w:val="0"/>
                 <w:sz w:val="18"/>
               </w:rPr>
-              <w:t>검색어를 입력했지만 Enter 키를 누르지 않은 경우입니다.</w:t>
+              <w:t>조직에 유사한 프로세스 정의가 등록되어 있지 않거나, 입력한 키워드가 너무 구체적입니다.</w:t>
             </w:r>
           </w:p>
         </w:tc>
         <w:tc>
           <w:tcPr>
-            <w:tcW w:type="dxa" w:w="3288"/>
+            <w:tcW w:type="dxa" w:w="3685"/>
             <w:vAlign w:val="center"/>
           </w:tcPr>
           <w:p>
@@ -3323,7 +3201,7 @@
                 <w:b w:val="0"/>
                 <w:sz w:val="18"/>
               </w:rPr>
-              <w:t>검색창을 클릭해 입력한 뒤 Enter 키를 눌러 검색을 실행합니다.</w:t>
+              <w:t>키워드를 더 일반적인 표현으로 바꾸거나 동의어를 사용해 다시 검색합니다.</w:t>
             </w:r>
           </w:p>
         </w:tc>
@@ -3331,7 +3209,7 @@
       <w:tr>
         <w:tc>
           <w:tcPr>
-            <w:tcW w:type="dxa" w:w="2381"/>
+            <w:tcW w:type="dxa" w:w="2268"/>
             <w:vAlign w:val="center"/>
           </w:tcPr>
           <w:p>
@@ -3345,13 +3223,13 @@
                 <w:b w:val="0"/>
                 <w:sz w:val="18"/>
               </w:rPr>
-              <w:t>원하는 프로세스가 후보에 없음</w:t>
+              <w:t>‘유사한 프로세스 정의’ 카테고리가 비어 있습니다.</w:t>
             </w:r>
           </w:p>
         </w:tc>
         <w:tc>
           <w:tcPr>
-            <w:tcW w:type="dxa" w:w="3402"/>
+            <w:tcW w:type="dxa" w:w="3118"/>
             <w:vAlign w:val="center"/>
           </w:tcPr>
           <w:p>
@@ -3365,13 +3243,13 @@
                 <w:b w:val="0"/>
                 <w:sz w:val="18"/>
               </w:rPr>
-              <w:t>후보는 의미가 비슷한 순서로 최대 3건까지만 표시됩니다.</w:t>
+              <w:t>조직(테넌트) 안에 유사 후보가 없거나, 임시 검색 오류로 빈 결과가 반환됩니다.</w:t>
             </w:r>
           </w:p>
         </w:tc>
         <w:tc>
           <w:tcPr>
-            <w:tcW w:type="dxa" w:w="3288"/>
+            <w:tcW w:type="dxa" w:w="3685"/>
             <w:vAlign w:val="center"/>
           </w:tcPr>
           <w:p>
@@ -3385,7 +3263,7 @@
                 <w:b w:val="0"/>
                 <w:sz w:val="18"/>
               </w:rPr>
-              <w:t>업무를 더 구체적으로 표현해 다시 검색하거나 핵심 단어를 바꿔 봅니다.</w:t>
+              <w:t>잠시 후 다른 키워드로 다시 시도하고, 반복되면 관리자에게 문의합니다.</w:t>
             </w:r>
           </w:p>
         </w:tc>
@@ -3393,7 +3271,7 @@
       <w:tr>
         <w:tc>
           <w:tcPr>
-            <w:tcW w:type="dxa" w:w="2381"/>
+            <w:tcW w:type="dxa" w:w="2268"/>
             <w:vAlign w:val="center"/>
           </w:tcPr>
           <w:p>
@@ -3407,13 +3285,13 @@
                 <w:b w:val="0"/>
                 <w:sz w:val="18"/>
               </w:rPr>
-              <w:t>다른 회사의 프로세스가 보이지 않음</w:t>
+              <w:t>다른 조직에서 본 적 있는 프로세스 정의가 결과에 보이지 않습니다.</w:t>
             </w:r>
           </w:p>
         </w:tc>
         <w:tc>
           <w:tcPr>
-            <w:tcW w:type="dxa" w:w="3402"/>
+            <w:tcW w:type="dxa" w:w="3118"/>
             <w:vAlign w:val="center"/>
           </w:tcPr>
           <w:p>
@@ -3427,13 +3305,13 @@
                 <w:b w:val="0"/>
                 <w:sz w:val="18"/>
               </w:rPr>
-              <w:t>검색은 소속 회사의 프로세스 정의로만 한정되는 정상 동작입니다.</w:t>
+              <w:t>검색 범위가 현재 로그인한 조직으로 한정되어 있습니다.</w:t>
             </w:r>
           </w:p>
         </w:tc>
         <w:tc>
           <w:tcPr>
-            <w:tcW w:type="dxa" w:w="3288"/>
+            <w:tcW w:type="dxa" w:w="3685"/>
             <w:vAlign w:val="center"/>
           </w:tcPr>
           <w:p>
@@ -3447,7 +3325,7 @@
                 <w:b w:val="0"/>
                 <w:sz w:val="18"/>
               </w:rPr>
-              <w:t>별도 조치가 필요하지 않습니다. 현재 회사의 프로세스만 검색됩니다.</w:t>
+              <w:t>본인 조직 기준의 키워드로 다시 검색하거나, 필요한 경우 해당 조직 담당자에게 문의합니다.</w:t>
             </w:r>
           </w:p>
         </w:tc>
@@ -3467,14 +3345,6 @@
         <w:t>12. 권한 및 역할별 기능 차이</w:t>
       </w:r>
     </w:p>
-    <w:p>
-      <w:r>
-        <w:rPr>
-          <w:rFonts w:ascii="Malgun Gothic" w:hAnsi="Malgun Gothic" w:eastAsia="Malgun Gothic"/>
-        </w:rPr>
-        <w:t>프로세스 정의 검색은 로그인한 사용자가 사용하는 공통 기능입니다. 검색 범위는 사용자가 소속된 회사의 프로세스 정의로 한정됩니다.</w:t>
-      </w:r>
-    </w:p>
     <w:tbl>
       <w:tblPr>
         <w:tblStyle w:val="TableGrid"/>
@@ -3490,7 +3360,7 @@
       <w:tr>
         <w:tc>
           <w:tcPr>
-            <w:tcW w:type="dxa" w:w="1928"/>
+            <w:tcW w:type="dxa" w:w="2551"/>
             <w:vAlign w:val="center"/>
             <w:shd w:fill="D9EAF7"/>
           </w:tcPr>
@@ -3505,13 +3375,13 @@
                 <w:b/>
                 <w:sz w:val="18"/>
               </w:rPr>
-              <w:t>역할</w:t>
+              <w:t>사용자 역할</w:t>
             </w:r>
           </w:p>
         </w:tc>
         <w:tc>
           <w:tcPr>
-            <w:tcW w:type="dxa" w:w="4309"/>
+            <w:tcW w:type="dxa" w:w="1701"/>
             <w:vAlign w:val="center"/>
             <w:shd w:fill="D9EAF7"/>
           </w:tcPr>
@@ -3526,13 +3396,13 @@
                 <w:b/>
                 <w:sz w:val="18"/>
               </w:rPr>
-              <w:t>사용 가능 기능</w:t>
+              <w:t>검색 사용</w:t>
             </w:r>
           </w:p>
         </w:tc>
         <w:tc>
           <w:tcPr>
-            <w:tcW w:type="dxa" w:w="2835"/>
+            <w:tcW w:type="dxa" w:w="4819"/>
             <w:vAlign w:val="center"/>
             <w:shd w:fill="D9EAF7"/>
           </w:tcPr>
@@ -3547,7 +3417,7 @@
                 <w:b/>
                 <w:sz w:val="18"/>
               </w:rPr>
-              <w:t>제한 사항</w:t>
+              <w:t>결과 열람</w:t>
             </w:r>
           </w:p>
         </w:tc>
@@ -3555,7 +3425,7 @@
       <w:tr>
         <w:tc>
           <w:tcPr>
-            <w:tcW w:type="dxa" w:w="1928"/>
+            <w:tcW w:type="dxa" w:w="2551"/>
             <w:vAlign w:val="center"/>
           </w:tcPr>
           <w:p>
@@ -3569,13 +3439,13 @@
                 <w:b w:val="0"/>
                 <w:sz w:val="18"/>
               </w:rPr>
-              <w:t>로그인 사용자</w:t>
+              <w:t>일반 사용자</w:t>
             </w:r>
           </w:p>
         </w:tc>
         <w:tc>
           <w:tcPr>
-            <w:tcW w:type="dxa" w:w="4309"/>
+            <w:tcW w:type="dxa" w:w="1701"/>
             <w:vAlign w:val="center"/>
           </w:tcPr>
           <w:p>
@@ -3589,13 +3459,13 @@
                 <w:b w:val="0"/>
                 <w:sz w:val="18"/>
               </w:rPr>
-              <w:t>통합 검색창에서 소속 회사의 프로세스 정의를 검색하고 결과를 확인합니다.</w:t>
+              <w:t>가능</w:t>
             </w:r>
           </w:p>
         </w:tc>
         <w:tc>
           <w:tcPr>
-            <w:tcW w:type="dxa" w:w="2835"/>
+            <w:tcW w:type="dxa" w:w="4819"/>
             <w:vAlign w:val="center"/>
           </w:tcPr>
           <w:p>
@@ -3609,7 +3479,7 @@
                 <w:b w:val="0"/>
                 <w:sz w:val="18"/>
               </w:rPr>
-              <w:t>다른 회사의 프로세스 정의는 검색되지 않습니다.</w:t>
+              <w:t>본인이 속한 조직의 프로세스 정의만 표시됩니다.</w:t>
             </w:r>
           </w:p>
         </w:tc>
@@ -3617,7 +3487,7 @@
       <w:tr>
         <w:tc>
           <w:tcPr>
-            <w:tcW w:type="dxa" w:w="1928"/>
+            <w:tcW w:type="dxa" w:w="2551"/>
             <w:vAlign w:val="center"/>
           </w:tcPr>
           <w:p>
@@ -3631,13 +3501,13 @@
                 <w:b w:val="0"/>
                 <w:sz w:val="18"/>
               </w:rPr>
-              <w:t>프로세스 설계자</w:t>
+              <w:t>업무 담당자</w:t>
             </w:r>
           </w:p>
         </w:tc>
         <w:tc>
           <w:tcPr>
-            <w:tcW w:type="dxa" w:w="4309"/>
+            <w:tcW w:type="dxa" w:w="1701"/>
             <w:vAlign w:val="center"/>
           </w:tcPr>
           <w:p>
@@ -3651,13 +3521,13 @@
                 <w:b w:val="0"/>
                 <w:sz w:val="18"/>
               </w:rPr>
-              <w:t>검색 결과를 참고해 새 프로세스 설계에 활용합니다.</w:t>
+              <w:t>가능</w:t>
             </w:r>
           </w:p>
         </w:tc>
         <w:tc>
           <w:tcPr>
-            <w:tcW w:type="dxa" w:w="2835"/>
+            <w:tcW w:type="dxa" w:w="4819"/>
             <w:vAlign w:val="center"/>
           </w:tcPr>
           <w:p>
@@ -3671,21 +3541,137 @@
                 <w:b w:val="0"/>
                 <w:sz w:val="18"/>
               </w:rPr>
-              <w:t>프로세스 등록·편집 권한은 별도 권한 정책을 따릅니다.</w:t>
+              <w:t>본인이 속한 조직의 프로세스 정의만 표시됩니다.</w:t>
+            </w:r>
+          </w:p>
+        </w:tc>
+      </w:tr>
+      <w:tr>
+        <w:tc>
+          <w:tcPr>
+            <w:tcW w:type="dxa" w:w="2551"/>
+            <w:vAlign w:val="center"/>
+          </w:tcPr>
+          <w:p>
+            <w:pPr>
+              <w:jc w:val="left"/>
+            </w:pPr>
+            <w:r/>
+            <w:r>
+              <w:rPr>
+                <w:rFonts w:ascii="Malgun Gothic" w:hAnsi="Malgun Gothic" w:eastAsia="Malgun Gothic"/>
+                <w:b w:val="0"/>
+                <w:sz w:val="18"/>
+              </w:rPr>
+              <w:t>검토자</w:t>
+            </w:r>
+          </w:p>
+        </w:tc>
+        <w:tc>
+          <w:tcPr>
+            <w:tcW w:type="dxa" w:w="1701"/>
+            <w:vAlign w:val="center"/>
+          </w:tcPr>
+          <w:p>
+            <w:pPr>
+              <w:jc w:val="left"/>
+            </w:pPr>
+            <w:r/>
+            <w:r>
+              <w:rPr>
+                <w:rFonts w:ascii="Malgun Gothic" w:hAnsi="Malgun Gothic" w:eastAsia="Malgun Gothic"/>
+                <w:b w:val="0"/>
+                <w:sz w:val="18"/>
+              </w:rPr>
+              <w:t>가능</w:t>
+            </w:r>
+          </w:p>
+        </w:tc>
+        <w:tc>
+          <w:tcPr>
+            <w:tcW w:type="dxa" w:w="4819"/>
+            <w:vAlign w:val="center"/>
+          </w:tcPr>
+          <w:p>
+            <w:pPr>
+              <w:jc w:val="left"/>
+            </w:pPr>
+            <w:r/>
+            <w:r>
+              <w:rPr>
+                <w:rFonts w:ascii="Malgun Gothic" w:hAnsi="Malgun Gothic" w:eastAsia="Malgun Gothic"/>
+                <w:b w:val="0"/>
+                <w:sz w:val="18"/>
+              </w:rPr>
+              <w:t>본인이 속한 조직의 프로세스 정의만 표시됩니다.</w:t>
+            </w:r>
+          </w:p>
+        </w:tc>
+      </w:tr>
+      <w:tr>
+        <w:tc>
+          <w:tcPr>
+            <w:tcW w:type="dxa" w:w="2551"/>
+            <w:vAlign w:val="center"/>
+          </w:tcPr>
+          <w:p>
+            <w:pPr>
+              <w:jc w:val="left"/>
+            </w:pPr>
+            <w:r/>
+            <w:r>
+              <w:rPr>
+                <w:rFonts w:ascii="Malgun Gothic" w:hAnsi="Malgun Gothic" w:eastAsia="Malgun Gothic"/>
+                <w:b w:val="0"/>
+                <w:sz w:val="18"/>
+              </w:rPr>
+              <w:t>미로그인 사용자</w:t>
+            </w:r>
+          </w:p>
+        </w:tc>
+        <w:tc>
+          <w:tcPr>
+            <w:tcW w:type="dxa" w:w="1701"/>
+            <w:vAlign w:val="center"/>
+          </w:tcPr>
+          <w:p>
+            <w:pPr>
+              <w:jc w:val="left"/>
+            </w:pPr>
+            <w:r/>
+            <w:r>
+              <w:rPr>
+                <w:rFonts w:ascii="Malgun Gothic" w:hAnsi="Malgun Gothic" w:eastAsia="Malgun Gothic"/>
+                <w:b w:val="0"/>
+                <w:sz w:val="18"/>
+              </w:rPr>
+              <w:t>권한 필요</w:t>
+            </w:r>
+          </w:p>
+        </w:tc>
+        <w:tc>
+          <w:tcPr>
+            <w:tcW w:type="dxa" w:w="4819"/>
+            <w:vAlign w:val="center"/>
+          </w:tcPr>
+          <w:p>
+            <w:pPr>
+              <w:jc w:val="left"/>
+            </w:pPr>
+            <w:r/>
+            <w:r>
+              <w:rPr>
+                <w:rFonts w:ascii="Malgun Gothic" w:hAnsi="Malgun Gothic" w:eastAsia="Malgun Gothic"/>
+                <w:b w:val="0"/>
+                <w:sz w:val="18"/>
+              </w:rPr>
+              <w:t>헤더 검색바 사용을 위해 먼저 로그인해야 합니다.</w:t>
             </w:r>
           </w:p>
         </w:tc>
       </w:tr>
     </w:tbl>
     <w:p/>
-    <w:p>
-      <w:r>
-        <w:rPr>
-          <w:rFonts w:ascii="Malgun Gothic" w:hAnsi="Malgun Gothic" w:eastAsia="Malgun Gothic"/>
-        </w:rPr>
-        <w:t>프로세스 정의의 등록·편집 등 검색 외 기능의 권한은 회사의 권한 정책에 따라 다를 수 있으므로, 필요한 경우 서비스 관리자에게 문의하세요.</w:t>
-      </w:r>
-    </w:p>
     <w:p>
       <w:pPr>
         <w:pStyle w:val="Heading1"/>
@@ -3713,7 +3699,7 @@
       <w:tr>
         <w:tc>
           <w:tcPr>
-            <w:tcW w:type="dxa" w:w="3402"/>
+            <w:tcW w:type="dxa" w:w="3685"/>
             <w:vAlign w:val="center"/>
             <w:shd w:fill="D9EAF7"/>
           </w:tcPr>
@@ -3734,7 +3720,7 @@
         </w:tc>
         <w:tc>
           <w:tcPr>
-            <w:tcW w:type="dxa" w:w="5669"/>
+            <w:tcW w:type="dxa" w:w="6236"/>
             <w:vAlign w:val="center"/>
             <w:shd w:fill="D9EAF7"/>
           </w:tcPr>
@@ -3757,7 +3743,7 @@
       <w:tr>
         <w:tc>
           <w:tcPr>
-            <w:tcW w:type="dxa" w:w="3402"/>
+            <w:tcW w:type="dxa" w:w="3685"/>
             <w:vAlign w:val="center"/>
           </w:tcPr>
           <w:p>
@@ -3771,13 +3757,13 @@
                 <w:b w:val="0"/>
                 <w:sz w:val="18"/>
               </w:rPr>
-              <w:t>프로세스 정의의 정확한 이름을 몰라도 검색할 수 있나요?</w:t>
+              <w:t>검색어를 다 입력했는데도 결과가 보이지 않습니다.</w:t>
             </w:r>
           </w:p>
         </w:tc>
         <w:tc>
           <w:tcPr>
-            <w:tcW w:type="dxa" w:w="5669"/>
+            <w:tcW w:type="dxa" w:w="6236"/>
             <w:vAlign w:val="center"/>
           </w:tcPr>
           <w:p>
@@ -3791,7 +3777,7 @@
                 <w:b w:val="0"/>
                 <w:sz w:val="18"/>
               </w:rPr>
-              <w:t>네. "휴가", "출장 정산"처럼 찾고 싶은 업무를 자연어로 입력하면 의미가 비슷한 프로세스 정의를 찾아 줍니다.</w:t>
+              <w:t>Enter 키를 눌렀는지 확인하고, 키워드를 더 짧고 일반적인 단어로 바꿔 다시 검색해 보세요.</w:t>
             </w:r>
           </w:p>
         </w:tc>
@@ -3799,7 +3785,7 @@
       <w:tr>
         <w:tc>
           <w:tcPr>
-            <w:tcW w:type="dxa" w:w="3402"/>
+            <w:tcW w:type="dxa" w:w="3685"/>
             <w:vAlign w:val="center"/>
           </w:tcPr>
           <w:p>
@@ -3813,13 +3799,13 @@
                 <w:b w:val="0"/>
                 <w:sz w:val="18"/>
               </w:rPr>
-              <w:t>검색 결과는 몇 건까지 표시되나요?</w:t>
+              <w:t>‘유사한 프로세스 정의’가 정확히 무엇을 보여주는 건가요?</w:t>
             </w:r>
           </w:p>
         </w:tc>
         <w:tc>
           <w:tcPr>
-            <w:tcW w:type="dxa" w:w="5669"/>
+            <w:tcW w:type="dxa" w:w="6236"/>
             <w:vAlign w:val="center"/>
           </w:tcPr>
           <w:p>
@@ -3833,7 +3819,7 @@
                 <w:b w:val="0"/>
                 <w:sz w:val="18"/>
               </w:rPr>
-              <w:t>"유사한 프로세스 정의" 후보는 의미가 비슷한 순서로 최대 3건까지 표시됩니다.</w:t>
+              <w:t>입력한 자연어 키워드와 의미적으로 가까운 프로세스 정의 제목 후보를 최대 3건까지 보여줍니다.</w:t>
             </w:r>
           </w:p>
         </w:tc>
@@ -3841,7 +3827,7 @@
       <w:tr>
         <w:tc>
           <w:tcPr>
-            <w:tcW w:type="dxa" w:w="3402"/>
+            <w:tcW w:type="dxa" w:w="3685"/>
             <w:vAlign w:val="center"/>
           </w:tcPr>
           <w:p>
@@ -3855,13 +3841,13 @@
                 <w:b w:val="0"/>
                 <w:sz w:val="18"/>
               </w:rPr>
-              <w:t>"검색 결과가 없습니다."가 나오면 어떻게 하나요?</w:t>
+              <w:t>다른 회사/조직의 프로세스 정의도 함께 보고 싶습니다.</w:t>
             </w:r>
           </w:p>
         </w:tc>
         <w:tc>
           <w:tcPr>
-            <w:tcW w:type="dxa" w:w="5669"/>
+            <w:tcW w:type="dxa" w:w="6236"/>
             <w:vAlign w:val="center"/>
           </w:tcPr>
           <w:p>
@@ -3875,7 +3861,7 @@
                 <w:b w:val="0"/>
                 <w:sz w:val="18"/>
               </w:rPr>
-              <w:t>검색어를 더 일반적인 단어로 바꾸거나 다른 표현으로 다시 검색해 보세요.</w:t>
+              <w:t>검색 결과는 현재 로그인한 조직 안의 프로세스 정의로만 한정됩니다. 다른 조직 정보를 보려면 해당 조직 담당자에게 문의하세요.</w:t>
             </w:r>
           </w:p>
         </w:tc>
@@ -3883,7 +3869,7 @@
       <w:tr>
         <w:tc>
           <w:tcPr>
-            <w:tcW w:type="dxa" w:w="3402"/>
+            <w:tcW w:type="dxa" w:w="3685"/>
             <w:vAlign w:val="center"/>
           </w:tcPr>
           <w:p>
@@ -3897,13 +3883,13 @@
                 <w:b w:val="0"/>
                 <w:sz w:val="18"/>
               </w:rPr>
-              <w:t>다른 회사의 프로세스도 검색되나요?</w:t>
+              <w:t>결과가 1건뿐일 때는 어떻게 해야 하나요?</w:t>
             </w:r>
           </w:p>
         </w:tc>
         <w:tc>
           <w:tcPr>
-            <w:tcW w:type="dxa" w:w="5669"/>
+            <w:tcW w:type="dxa" w:w="6236"/>
             <w:vAlign w:val="center"/>
           </w:tcPr>
           <w:p>
@@ -3917,7 +3903,7 @@
                 <w:b w:val="0"/>
                 <w:sz w:val="18"/>
               </w:rPr>
-              <w:t>아니요. 검색 결과는 본인이 소속된 회사의 프로세스 정의로만 한정됩니다.</w:t>
+              <w:t>후보가 1건만 존재하거나 의미가 가까운 후보가 1건만 있는 정상 상태일 수 있습니다. 필요하면 키워드를 바꿔 다른 후보가 있는지 다시 검색해 보세요.</w:t>
             </w:r>
           </w:p>
         </w:tc>
@@ -3925,7 +3911,7 @@
       <w:tr>
         <w:tc>
           <w:tcPr>
-            <w:tcW w:type="dxa" w:w="3402"/>
+            <w:tcW w:type="dxa" w:w="3685"/>
             <w:vAlign w:val="center"/>
           </w:tcPr>
           <w:p>
@@ -3939,13 +3925,13 @@
                 <w:b w:val="0"/>
                 <w:sz w:val="18"/>
               </w:rPr>
-              <w:t>검색이 실행되지 않아요.</w:t>
+              <w:t>결과가 전혀 없는데 오류 메시지도 보이지 않습니다.</w:t>
             </w:r>
           </w:p>
         </w:tc>
         <w:tc>
           <w:tcPr>
-            <w:tcW w:type="dxa" w:w="5669"/>
+            <w:tcW w:type="dxa" w:w="6236"/>
             <w:vAlign w:val="center"/>
           </w:tcPr>
           <w:p>
@@ -3959,7 +3945,7 @@
                 <w:b w:val="0"/>
                 <w:sz w:val="18"/>
               </w:rPr>
-              <w:t>검색어를 입력한 뒤 반드시 Enter 키를 눌러야 검색이 실행됩니다.</w:t>
+              <w:t>조직에 유사 후보가 없는 정상 상태입니다. 다른 키워드로 다시 시도하거나 ‘효과적인 질문 작성 팁’을 참고하세요.</w:t>
             </w:r>
           </w:p>
         </w:tc>
@@ -3983,8 +3969,9 @@
       <w:r>
         <w:rPr>
           <w:rFonts w:ascii="Malgun Gothic" w:hAnsi="Malgun Gothic" w:eastAsia="Malgun Gothic"/>
+          <w:b w:val="0"/>
         </w:rPr>
-        <w:t>원하는 프로세스 정의를 더 잘 찾기 위한 검색어 작성 팁입니다.</w:t>
+        <w:t>검색 결과를 더 잘 받기 위해 다음 방법을 권장합니다.</w:t>
       </w:r>
     </w:p>
     <w:p>
@@ -3995,7 +3982,7 @@
         <w:rPr>
           <w:rFonts w:ascii="Malgun Gothic" w:hAnsi="Malgun Gothic" w:eastAsia="Malgun Gothic"/>
         </w:rPr>
-        <w:t>업무의 핵심을 담은 단어를 사용합니다. 예: "휴가", "구매 요청", "출장 경비"</w:t>
+        <w:t>업무명을 그대로 떠올려 짧은 자연어로 입력합니다. 예: 휴가, 구매, 출장, 회의실.</w:t>
       </w:r>
     </w:p>
     <w:p>
@@ -4006,7 +3993,7 @@
         <w:rPr>
           <w:rFonts w:ascii="Malgun Gothic" w:hAnsi="Malgun Gothic" w:eastAsia="Malgun Gothic"/>
         </w:rPr>
-        <w:t>결과가 너무 많거나 모호하면 "휴가 신청 승인"처럼 단어를 더해 범위를 좁힙니다.</w:t>
+        <w:t>정확한 프로세스 정의 이름을 몰라도 됩니다. 비슷한 의미의 단어로 시도하세요. 예: 휴가 → 연차, 휴가신청.</w:t>
       </w:r>
     </w:p>
     <w:p>
@@ -4017,7 +4004,7 @@
         <w:rPr>
           <w:rFonts w:ascii="Malgun Gothic" w:hAnsi="Malgun Gothic" w:eastAsia="Malgun Gothic"/>
         </w:rPr>
-        <w:t>결과가 없으면 "연차"를 "휴가"로 바꾸듯 더 일반적인 표현으로 다시 검색합니다.</w:t>
+        <w:t>결과가 없으면 더 일반적인 표현으로 바꿔 다시 시도합니다. 예: 출장신청서 → 출장.</w:t>
       </w:r>
     </w:p>
     <w:p>
@@ -4028,7 +4015,7 @@
         <w:rPr>
           <w:rFonts w:ascii="Malgun Gothic" w:hAnsi="Malgun Gothic" w:eastAsia="Malgun Gothic"/>
         </w:rPr>
-        <w:t>한 번에 한 가지 업무를 검색합니다. 여러 업무를 한 검색어에 섞지 않습니다.</w:t>
+        <w:t>결과가 너무 많거나 모호하면 두 단어를 함께 사용해 의미를 좁힙니다. 예: 휴가 신청.</w:t>
       </w:r>
     </w:p>
     <w:p>
@@ -4039,282 +4026,9 @@
         <w:rPr>
           <w:rFonts w:ascii="Malgun Gothic" w:hAnsi="Malgun Gothic" w:eastAsia="Malgun Gothic"/>
         </w:rPr>
-        <w:t>후보의 한 줄 설명을 함께 읽어 의도한 프로세스가 맞는지 확인합니다.</w:t>
+        <w:t>검색은 본인 조직 범위에서만 동작하므로, 다른 조직에 있는 프로세스 정의는 결과에 표시되지 않습니다.</w:t>
       </w:r>
     </w:p>
-    <w:p>
-      <w:r>
-        <w:rPr>
-          <w:rFonts w:ascii="Malgun Gothic" w:hAnsi="Malgun Gothic" w:eastAsia="Malgun Gothic"/>
-        </w:rPr>
-        <w:t>좋은 검색어와 다시 검색하는 예시는 다음과 같습니다.</w:t>
-      </w:r>
-    </w:p>
-    <w:tbl>
-      <w:tblPr>
-        <w:tblStyle w:val="TableGrid"/>
-        <w:tblW w:type="auto" w:w="0"/>
-        <w:jc w:val="center"/>
-        <w:tblLook w:firstColumn="1" w:firstRow="1" w:lastColumn="0" w:lastRow="0" w:noHBand="0" w:noVBand="1" w:val="04A0"/>
-      </w:tblPr>
-      <w:tblGrid>
-        <w:gridCol w:w="3213"/>
-        <w:gridCol w:w="3213"/>
-        <w:gridCol w:w="3213"/>
-      </w:tblGrid>
-      <w:tr>
-        <w:tc>
-          <w:tcPr>
-            <w:tcW w:type="dxa" w:w="2835"/>
-            <w:vAlign w:val="center"/>
-            <w:shd w:fill="D9EAF7"/>
-          </w:tcPr>
-          <w:p>
-            <w:pPr>
-              <w:jc w:val="center"/>
-            </w:pPr>
-            <w:r/>
-            <w:r>
-              <w:rPr>
-                <w:rFonts w:ascii="Malgun Gothic" w:hAnsi="Malgun Gothic" w:eastAsia="Malgun Gothic"/>
-                <w:b/>
-                <w:sz w:val="18"/>
-              </w:rPr>
-              <w:t>상황</w:t>
-            </w:r>
-          </w:p>
-        </w:tc>
-        <w:tc>
-          <w:tcPr>
-            <w:tcW w:type="dxa" w:w="2835"/>
-            <w:vAlign w:val="center"/>
-            <w:shd w:fill="D9EAF7"/>
-          </w:tcPr>
-          <w:p>
-            <w:pPr>
-              <w:jc w:val="center"/>
-            </w:pPr>
-            <w:r/>
-            <w:r>
-              <w:rPr>
-                <w:rFonts w:ascii="Malgun Gothic" w:hAnsi="Malgun Gothic" w:eastAsia="Malgun Gothic"/>
-                <w:b/>
-                <w:sz w:val="18"/>
-              </w:rPr>
-              <w:t>처음 검색어</w:t>
-            </w:r>
-          </w:p>
-        </w:tc>
-        <w:tc>
-          <w:tcPr>
-            <w:tcW w:type="dxa" w:w="3402"/>
-            <w:vAlign w:val="center"/>
-            <w:shd w:fill="D9EAF7"/>
-          </w:tcPr>
-          <w:p>
-            <w:pPr>
-              <w:jc w:val="center"/>
-            </w:pPr>
-            <w:r/>
-            <w:r>
-              <w:rPr>
-                <w:rFonts w:ascii="Malgun Gothic" w:hAnsi="Malgun Gothic" w:eastAsia="Malgun Gothic"/>
-                <w:b/>
-                <w:sz w:val="18"/>
-              </w:rPr>
-              <w:t>다시 검색할 검색어</w:t>
-            </w:r>
-          </w:p>
-        </w:tc>
-      </w:tr>
-      <w:tr>
-        <w:tc>
-          <w:tcPr>
-            <w:tcW w:type="dxa" w:w="2835"/>
-            <w:vAlign w:val="center"/>
-          </w:tcPr>
-          <w:p>
-            <w:pPr>
-              <w:jc w:val="left"/>
-            </w:pPr>
-            <w:r/>
-            <w:r>
-              <w:rPr>
-                <w:rFonts w:ascii="Malgun Gothic" w:hAnsi="Malgun Gothic" w:eastAsia="Malgun Gothic"/>
-                <w:b w:val="0"/>
-                <w:sz w:val="18"/>
-              </w:rPr>
-              <w:t>결과가 너무 광범위함</w:t>
-            </w:r>
-          </w:p>
-        </w:tc>
-        <w:tc>
-          <w:tcPr>
-            <w:tcW w:type="dxa" w:w="2835"/>
-            <w:vAlign w:val="center"/>
-          </w:tcPr>
-          <w:p>
-            <w:pPr>
-              <w:jc w:val="left"/>
-            </w:pPr>
-            <w:r/>
-            <w:r>
-              <w:rPr>
-                <w:rFonts w:ascii="Malgun Gothic" w:hAnsi="Malgun Gothic" w:eastAsia="Malgun Gothic"/>
-                <w:b w:val="0"/>
-                <w:sz w:val="18"/>
-              </w:rPr>
-              <w:t>프로세스</w:t>
-            </w:r>
-          </w:p>
-        </w:tc>
-        <w:tc>
-          <w:tcPr>
-            <w:tcW w:type="dxa" w:w="3402"/>
-            <w:vAlign w:val="center"/>
-          </w:tcPr>
-          <w:p>
-            <w:pPr>
-              <w:jc w:val="left"/>
-            </w:pPr>
-            <w:r/>
-            <w:r>
-              <w:rPr>
-                <w:rFonts w:ascii="Malgun Gothic" w:hAnsi="Malgun Gothic" w:eastAsia="Malgun Gothic"/>
-                <w:b w:val="0"/>
-                <w:sz w:val="18"/>
-              </w:rPr>
-              <w:t>휴가 신청 승인</w:t>
-            </w:r>
-          </w:p>
-        </w:tc>
-      </w:tr>
-      <w:tr>
-        <w:tc>
-          <w:tcPr>
-            <w:tcW w:type="dxa" w:w="2835"/>
-            <w:vAlign w:val="center"/>
-          </w:tcPr>
-          <w:p>
-            <w:pPr>
-              <w:jc w:val="left"/>
-            </w:pPr>
-            <w:r/>
-            <w:r>
-              <w:rPr>
-                <w:rFonts w:ascii="Malgun Gothic" w:hAnsi="Malgun Gothic" w:eastAsia="Malgun Gothic"/>
-                <w:b w:val="0"/>
-                <w:sz w:val="18"/>
-              </w:rPr>
-              <w:t>결과가 없음</w:t>
-            </w:r>
-          </w:p>
-        </w:tc>
-        <w:tc>
-          <w:tcPr>
-            <w:tcW w:type="dxa" w:w="2835"/>
-            <w:vAlign w:val="center"/>
-          </w:tcPr>
-          <w:p>
-            <w:pPr>
-              <w:jc w:val="left"/>
-            </w:pPr>
-            <w:r/>
-            <w:r>
-              <w:rPr>
-                <w:rFonts w:ascii="Malgun Gothic" w:hAnsi="Malgun Gothic" w:eastAsia="Malgun Gothic"/>
-                <w:b w:val="0"/>
-                <w:sz w:val="18"/>
-              </w:rPr>
-              <w:t>연차원천징수</w:t>
-            </w:r>
-          </w:p>
-        </w:tc>
-        <w:tc>
-          <w:tcPr>
-            <w:tcW w:type="dxa" w:w="3402"/>
-            <w:vAlign w:val="center"/>
-          </w:tcPr>
-          <w:p>
-            <w:pPr>
-              <w:jc w:val="left"/>
-            </w:pPr>
-            <w:r/>
-            <w:r>
-              <w:rPr>
-                <w:rFonts w:ascii="Malgun Gothic" w:hAnsi="Malgun Gothic" w:eastAsia="Malgun Gothic"/>
-                <w:b w:val="0"/>
-                <w:sz w:val="18"/>
-              </w:rPr>
-              <w:t>휴가</w:t>
-            </w:r>
-          </w:p>
-        </w:tc>
-      </w:tr>
-      <w:tr>
-        <w:tc>
-          <w:tcPr>
-            <w:tcW w:type="dxa" w:w="2835"/>
-            <w:vAlign w:val="center"/>
-          </w:tcPr>
-          <w:p>
-            <w:pPr>
-              <w:jc w:val="left"/>
-            </w:pPr>
-            <w:r/>
-            <w:r>
-              <w:rPr>
-                <w:rFonts w:ascii="Malgun Gothic" w:hAnsi="Malgun Gothic" w:eastAsia="Malgun Gothic"/>
-                <w:b w:val="0"/>
-                <w:sz w:val="18"/>
-              </w:rPr>
-              <w:t>업무를 두 가지 섞음</w:t>
-            </w:r>
-          </w:p>
-        </w:tc>
-        <w:tc>
-          <w:tcPr>
-            <w:tcW w:type="dxa" w:w="2835"/>
-            <w:vAlign w:val="center"/>
-          </w:tcPr>
-          <w:p>
-            <w:pPr>
-              <w:jc w:val="left"/>
-            </w:pPr>
-            <w:r/>
-            <w:r>
-              <w:rPr>
-                <w:rFonts w:ascii="Malgun Gothic" w:hAnsi="Malgun Gothic" w:eastAsia="Malgun Gothic"/>
-                <w:b w:val="0"/>
-                <w:sz w:val="18"/>
-              </w:rPr>
-              <w:t>휴가 그리고 출장 정산</w:t>
-            </w:r>
-          </w:p>
-        </w:tc>
-        <w:tc>
-          <w:tcPr>
-            <w:tcW w:type="dxa" w:w="3402"/>
-            <w:vAlign w:val="center"/>
-          </w:tcPr>
-          <w:p>
-            <w:pPr>
-              <w:jc w:val="left"/>
-            </w:pPr>
-            <w:r/>
-            <w:r>
-              <w:rPr>
-                <w:rFonts w:ascii="Malgun Gothic" w:hAnsi="Malgun Gothic" w:eastAsia="Malgun Gothic"/>
-                <w:b w:val="0"/>
-                <w:sz w:val="18"/>
-              </w:rPr>
-              <w:t>휴가 신청 (출장 정산은 따로 검색)</w:t>
-            </w:r>
-          </w:p>
-        </w:tc>
-      </w:tr>
-    </w:tbl>
-    <w:p/>
     <w:sectPr>
       <w:footerReference w:type="default" r:id="rId9"/>
       <w:pgSz w:w="11906" w:h="16838"/>
@@ -4339,7 +4053,7 @@
         <w:color w:val="666666"/>
         <w:sz w:val="18"/>
       </w:rPr>
-      <w:t xml:space="preserve">Process GPT 프로세스 정의 검색 사용자 매뉴얼 | </w:t>
+      <w:t xml:space="preserve">프로세스 정의 검색 사용자 매뉴얼 | </w:t>
     </w:r>
     <w:r>
       <w:fldChar w:fldCharType="begin"/>
